--- a/atara_resume.docx
+++ b/atara_resume.docx
@@ -19,7 +19,7 @@
           <w:noProof/>
         </w:rPr>
         <w:drawing>
-          <wp:anchor distT="0" distB="0" distL="114300" distR="114300" simplePos="0" relativeHeight="251658240" behindDoc="0" locked="0" layoutInCell="1" allowOverlap="1" wp14:anchorId="50D2B993" wp14:editId="359CC8FA">
+          <wp:anchor distT="0" distB="0" distL="114300" distR="114300" simplePos="0" relativeHeight="251658240" behindDoc="0" locked="0" layoutInCell="1" allowOverlap="1" wp14:anchorId="50D2B993" wp14:editId="23C4B6BC">
             <wp:simplePos x="0" y="0"/>
             <wp:positionH relativeFrom="column">
               <wp:posOffset>-20472</wp:posOffset>
@@ -78,7 +78,7 @@
         <w:rPr>
           <w:rFonts w:ascii="Arial Narrow" w:hAnsi="Arial Narrow"/>
         </w:rPr>
-        <w:t xml:space="preserve">                                                         </w:t>
+        <w:t xml:space="preserve">                                                       </w:t>
       </w:r>
       <w:r>
         <w:rPr>
@@ -88,7 +88,7 @@
           <w:sz w:val="40"/>
           <w:szCs w:val="40"/>
         </w:rPr>
-        <w:t>Azriel V. Atara</w:t>
+        <w:t>AZRIEL V. ATARA</w:t>
       </w:r>
     </w:p>
     <w:p>
@@ -143,7 +143,50 @@
           <w:sz w:val="21"/>
           <w:szCs w:val="21"/>
         </w:rPr>
-        <w:t>, Gamu, Isabela 3300</w:t>
+        <w:t>, Gamu, Isabela</w:t>
+      </w:r>
+      <w:r>
+        <w:rPr>
+          <w:rFonts w:ascii="Arial Narrow" w:hAnsi="Arial Narrow"/>
+          <w:sz w:val="21"/>
+          <w:szCs w:val="21"/>
+        </w:rPr>
+        <w:t xml:space="preserve">, Philippines, </w:t>
+      </w:r>
+      <w:r>
+        <w:rPr>
+          <w:rFonts w:ascii="Arial Narrow" w:hAnsi="Arial Narrow"/>
+          <w:sz w:val="21"/>
+          <w:szCs w:val="21"/>
+        </w:rPr>
+        <w:t>3300</w:t>
+      </w:r>
+    </w:p>
+    <w:p>
+      <w:pPr>
+        <w:spacing w:after="0"/>
+        <w:jc w:val="both"/>
+        <w:rPr>
+          <w:rFonts w:ascii="Arial Narrow" w:hAnsi="Arial Narrow"/>
+          <w:sz w:val="21"/>
+          <w:szCs w:val="21"/>
+        </w:rPr>
+      </w:pPr>
+      <w:r>
+        <w:rPr>
+          <w:rFonts w:ascii="Arial Narrow" w:hAnsi="Arial Narrow"/>
+          <w:sz w:val="21"/>
+          <w:szCs w:val="21"/>
+        </w:rPr>
+        <w:t xml:space="preserve">                                                          Mobile </w:t>
+      </w:r>
+      <w:r>
+        <w:rPr>
+          <w:rFonts w:ascii="Arial Narrow" w:hAnsi="Arial Narrow"/>
+          <w:sz w:val="21"/>
+          <w:szCs w:val="21"/>
+        </w:rPr>
+        <w:t>No. 09536730304</w:t>
       </w:r>
     </w:p>
     <w:p>
@@ -171,7 +214,7 @@
           <w:sz w:val="21"/>
           <w:szCs w:val="21"/>
         </w:rPr>
-        <w:t>Mobile :</w:t>
+        <w:t>Email :</w:t>
       </w:r>
       <w:proofErr w:type="gramEnd"/>
       <w:r>
@@ -180,43 +223,6 @@
           <w:sz w:val="21"/>
           <w:szCs w:val="21"/>
         </w:rPr>
-        <w:t xml:space="preserve"> +639536730304</w:t>
-      </w:r>
-    </w:p>
-    <w:p>
-      <w:pPr>
-        <w:spacing w:after="0"/>
-        <w:jc w:val="both"/>
-        <w:rPr>
-          <w:rFonts w:ascii="Arial Narrow" w:hAnsi="Arial Narrow"/>
-          <w:sz w:val="21"/>
-          <w:szCs w:val="21"/>
-        </w:rPr>
-      </w:pPr>
-      <w:r>
-        <w:rPr>
-          <w:rFonts w:ascii="Arial Narrow" w:hAnsi="Arial Narrow"/>
-          <w:sz w:val="21"/>
-          <w:szCs w:val="21"/>
-        </w:rPr>
-        <w:t xml:space="preserve">                                                          </w:t>
-      </w:r>
-      <w:proofErr w:type="gramStart"/>
-      <w:r>
-        <w:rPr>
-          <w:rFonts w:ascii="Arial Narrow" w:hAnsi="Arial Narrow"/>
-          <w:sz w:val="21"/>
-          <w:szCs w:val="21"/>
-        </w:rPr>
-        <w:t>Email :</w:t>
-      </w:r>
-      <w:proofErr w:type="gramEnd"/>
-      <w:r>
-        <w:rPr>
-          <w:rFonts w:ascii="Arial Narrow" w:hAnsi="Arial Narrow"/>
-          <w:sz w:val="21"/>
-          <w:szCs w:val="21"/>
-        </w:rPr>
         <w:t xml:space="preserve"> azriel</w:t>
       </w:r>
       <w:r>
@@ -254,6 +260,55 @@
           <w:szCs w:val="21"/>
         </w:rPr>
       </w:pPr>
+      <w:r>
+        <w:rPr>
+          <w:rFonts w:ascii="Arial Narrow" w:hAnsi="Arial Narrow"/>
+          <w:sz w:val="21"/>
+          <w:szCs w:val="21"/>
+        </w:rPr>
+        <w:tab/>
+      </w:r>
+      <w:r>
+        <w:rPr>
+          <w:rFonts w:ascii="Arial Narrow" w:hAnsi="Arial Narrow"/>
+          <w:sz w:val="21"/>
+          <w:szCs w:val="21"/>
+        </w:rPr>
+        <w:tab/>
+      </w:r>
+      <w:r>
+        <w:rPr>
+          <w:rFonts w:ascii="Arial Narrow" w:hAnsi="Arial Narrow"/>
+          <w:sz w:val="21"/>
+          <w:szCs w:val="21"/>
+        </w:rPr>
+        <w:tab/>
+        <w:t xml:space="preserve">             Portfolio: </w:t>
+      </w:r>
+      <w:hyperlink r:id="rId6" w:history="1">
+        <w:proofErr w:type="spellStart"/>
+        <w:r>
+          <w:rPr>
+            <w:rStyle w:val="Hyperlink"/>
+            <w:rFonts w:ascii="Arial Narrow" w:hAnsi="Arial Narrow"/>
+            <w:sz w:val="21"/>
+            <w:szCs w:val="21"/>
+          </w:rPr>
+          <w:t>azrielataraportfolio.vercel.app</w:t>
+        </w:r>
+        <w:proofErr w:type="spellEnd"/>
+      </w:hyperlink>
+    </w:p>
+    <w:p>
+      <w:pPr>
+        <w:spacing w:after="0"/>
+        <w:jc w:val="both"/>
+        <w:rPr>
+          <w:rFonts w:ascii="Arial Narrow" w:hAnsi="Arial Narrow"/>
+          <w:sz w:val="21"/>
+          <w:szCs w:val="21"/>
+        </w:rPr>
+      </w:pPr>
     </w:p>
     <w:p>
       <w:pPr>
@@ -369,126 +424,8 @@
         <w:jc w:val="both"/>
         <w:rPr>
           <w:rFonts w:ascii="Arial Narrow" w:hAnsi="Arial Narrow"/>
-          <w:i/>
-          <w:iCs/>
-          <w:sz w:val="21"/>
-          <w:szCs w:val="21"/>
-        </w:rPr>
-      </w:pPr>
-      <w:r>
-        <w:rPr>
-          <w:rFonts w:ascii="Arial Narrow" w:hAnsi="Arial Narrow"/>
-          <w:b/>
-          <w:bCs/>
-          <w:sz w:val="21"/>
-          <w:szCs w:val="21"/>
-        </w:rPr>
-        <w:t>Tertiary</w:t>
-      </w:r>
-      <w:r>
-        <w:rPr>
-          <w:rFonts w:ascii="Arial Narrow" w:hAnsi="Arial Narrow"/>
-          <w:b/>
-          <w:bCs/>
-          <w:sz w:val="21"/>
-          <w:szCs w:val="21"/>
-        </w:rPr>
-        <w:br/>
-      </w:r>
-      <w:r>
-        <w:rPr>
-          <w:rFonts w:ascii="Arial Narrow" w:hAnsi="Arial Narrow"/>
-          <w:b/>
-          <w:bCs/>
-          <w:sz w:val="21"/>
-          <w:szCs w:val="21"/>
-        </w:rPr>
-        <w:t xml:space="preserve">Bachelor of Science in Information Technology </w:t>
-      </w:r>
-      <w:r>
-        <w:rPr>
-          <w:rFonts w:ascii="Arial Narrow" w:hAnsi="Arial Narrow"/>
-          <w:i/>
-          <w:iCs/>
-          <w:sz w:val="21"/>
-          <w:szCs w:val="21"/>
-        </w:rPr>
-        <w:t>(BSIT)</w:t>
-      </w:r>
-    </w:p>
-    <w:p>
-      <w:pPr>
-        <w:spacing w:after="0"/>
-        <w:jc w:val="both"/>
-        <w:rPr>
-          <w:rFonts w:ascii="Arial Narrow" w:hAnsi="Arial Narrow"/>
-          <w:sz w:val="21"/>
-          <w:szCs w:val="21"/>
-        </w:rPr>
-      </w:pPr>
-      <w:r>
-        <w:rPr>
-          <w:rFonts w:ascii="Arial Narrow" w:hAnsi="Arial Narrow"/>
-          <w:sz w:val="21"/>
-          <w:szCs w:val="21"/>
-        </w:rPr>
-        <w:t>Isabela State University – Ilagan Campus</w:t>
-      </w:r>
-    </w:p>
-    <w:p>
-      <w:pPr>
-        <w:spacing w:after="0"/>
-        <w:jc w:val="both"/>
-        <w:rPr>
-          <w:rFonts w:ascii="Arial Narrow" w:hAnsi="Arial Narrow"/>
-          <w:sz w:val="21"/>
-          <w:szCs w:val="21"/>
-        </w:rPr>
-      </w:pPr>
-      <w:proofErr w:type="spellStart"/>
-      <w:r>
-        <w:rPr>
-          <w:rFonts w:ascii="Arial Narrow" w:hAnsi="Arial Narrow"/>
-          <w:sz w:val="21"/>
-          <w:szCs w:val="21"/>
-        </w:rPr>
-        <w:t>Calamagui</w:t>
-      </w:r>
-      <w:proofErr w:type="spellEnd"/>
-      <w:r>
-        <w:rPr>
-          <w:rFonts w:ascii="Arial Narrow" w:hAnsi="Arial Narrow"/>
-          <w:sz w:val="21"/>
-          <w:szCs w:val="21"/>
-        </w:rPr>
-        <w:t xml:space="preserve"> 2nd, City of Ilagan, Isabel, Philippines</w:t>
-      </w:r>
-    </w:p>
-    <w:p>
-      <w:pPr>
-        <w:spacing w:after="0"/>
-        <w:jc w:val="both"/>
-        <w:rPr>
-          <w:rFonts w:ascii="Arial Narrow" w:hAnsi="Arial Narrow"/>
-          <w:sz w:val="21"/>
-          <w:szCs w:val="21"/>
-        </w:rPr>
-      </w:pPr>
-      <w:r>
-        <w:rPr>
-          <w:rFonts w:ascii="Arial Narrow" w:hAnsi="Arial Narrow"/>
-          <w:sz w:val="21"/>
-          <w:szCs w:val="21"/>
-        </w:rPr>
-        <w:t>2026 – Ongoing</w:t>
-      </w:r>
-    </w:p>
-    <w:p>
-      <w:pPr>
-        <w:spacing w:after="0"/>
-        <w:jc w:val="both"/>
-        <w:rPr>
-          <w:rFonts w:ascii="Arial Narrow" w:hAnsi="Arial Narrow"/>
+          <w:b/>
+          <w:bCs/>
           <w:sz w:val="21"/>
           <w:szCs w:val="21"/>
         </w:rPr>
@@ -519,150 +456,88 @@
         <w:jc w:val="both"/>
         <w:rPr>
           <w:rFonts w:ascii="Arial Narrow" w:hAnsi="Arial Narrow"/>
-          <w:b/>
-          <w:bCs/>
-          <w:sz w:val="21"/>
-          <w:szCs w:val="21"/>
-        </w:rPr>
-      </w:pPr>
-      <w:r>
-        <w:rPr>
-          <w:rFonts w:ascii="Arial Narrow" w:hAnsi="Arial Narrow"/>
-          <w:b/>
-          <w:bCs/>
-          <w:sz w:val="21"/>
-          <w:szCs w:val="21"/>
-        </w:rPr>
-        <w:t>Secondary</w:t>
-      </w:r>
-    </w:p>
-    <w:p>
-      <w:pPr>
-        <w:spacing w:after="0"/>
-        <w:jc w:val="both"/>
-        <w:rPr>
-          <w:rFonts w:ascii="Arial Narrow" w:hAnsi="Arial Narrow"/>
-          <w:sz w:val="21"/>
-          <w:szCs w:val="21"/>
-        </w:rPr>
-      </w:pPr>
-      <w:r>
-        <w:rPr>
-          <w:rFonts w:ascii="Arial Narrow" w:hAnsi="Arial Narrow"/>
-          <w:sz w:val="21"/>
-          <w:szCs w:val="21"/>
-        </w:rPr>
-        <w:t>Saint Ferdinand College</w:t>
-      </w:r>
-    </w:p>
-    <w:p>
-      <w:pPr>
-        <w:spacing w:after="0"/>
-        <w:jc w:val="both"/>
-        <w:rPr>
-          <w:rFonts w:ascii="Arial Narrow" w:hAnsi="Arial Narrow"/>
-          <w:sz w:val="21"/>
-          <w:szCs w:val="21"/>
-        </w:rPr>
-      </w:pPr>
-      <w:r>
-        <w:rPr>
-          <w:rFonts w:ascii="Arial Narrow" w:hAnsi="Arial Narrow"/>
-          <w:sz w:val="21"/>
-          <w:szCs w:val="21"/>
-        </w:rPr>
-        <w:t xml:space="preserve">Senior Highschool Graduate – STEM </w:t>
-      </w:r>
-    </w:p>
-    <w:p>
-      <w:pPr>
-        <w:spacing w:after="0"/>
-        <w:jc w:val="both"/>
-        <w:rPr>
-          <w:rFonts w:ascii="Arial Narrow" w:hAnsi="Arial Narrow"/>
-          <w:sz w:val="21"/>
-          <w:szCs w:val="21"/>
-        </w:rPr>
-      </w:pPr>
-      <w:r>
-        <w:rPr>
-          <w:rFonts w:ascii="Arial Narrow" w:hAnsi="Arial Narrow"/>
-          <w:sz w:val="21"/>
-          <w:szCs w:val="21"/>
-        </w:rPr>
-        <w:t>Sta. Ana St, Ilagan City, 3300 Isabela</w:t>
-      </w:r>
-    </w:p>
-    <w:p>
-      <w:pPr>
-        <w:spacing w:after="0"/>
-        <w:jc w:val="both"/>
-        <w:rPr>
-          <w:rFonts w:ascii="Arial Narrow" w:hAnsi="Arial Narrow"/>
-          <w:sz w:val="21"/>
-          <w:szCs w:val="21"/>
-        </w:rPr>
-      </w:pPr>
-      <w:r>
-        <w:rPr>
-          <w:rFonts w:ascii="Arial Narrow" w:hAnsi="Arial Narrow"/>
-          <w:sz w:val="21"/>
-          <w:szCs w:val="21"/>
-        </w:rPr>
-        <w:t>2020</w:t>
-      </w:r>
-      <w:r>
-        <w:rPr>
-          <w:rFonts w:ascii="Arial Narrow" w:hAnsi="Arial Narrow"/>
-          <w:sz w:val="21"/>
-          <w:szCs w:val="21"/>
-        </w:rPr>
-        <w:t xml:space="preserve"> – 2022</w:t>
-      </w:r>
-    </w:p>
-    <w:p>
-      <w:pPr>
-        <w:spacing w:after="0"/>
-        <w:jc w:val="both"/>
-        <w:rPr>
-          <w:rFonts w:ascii="Arial Narrow" w:hAnsi="Arial Narrow"/>
-          <w:sz w:val="21"/>
-          <w:szCs w:val="21"/>
-        </w:rPr>
-      </w:pPr>
-    </w:p>
-    <w:p>
-      <w:pPr>
-        <w:spacing w:after="0"/>
-        <w:jc w:val="both"/>
-        <w:rPr>
-          <w:rFonts w:ascii="Arial Narrow" w:hAnsi="Arial Narrow"/>
-          <w:sz w:val="21"/>
-          <w:szCs w:val="21"/>
-          <w:lang w:val="en"/>
-        </w:rPr>
-      </w:pPr>
-      <w:r>
-        <w:rPr>
-          <w:rFonts w:ascii="Arial Narrow" w:hAnsi="Arial Narrow"/>
-          <w:b/>
-          <w:bCs/>
-          <w:sz w:val="21"/>
-          <w:szCs w:val="21"/>
-          <w:lang w:val="en"/>
-        </w:rPr>
-        <w:t>Elementary</w:t>
-      </w:r>
-    </w:p>
-    <w:p>
-      <w:pPr>
-        <w:spacing w:after="0"/>
-        <w:jc w:val="both"/>
-        <w:rPr>
-          <w:rFonts w:ascii="Arial Narrow" w:hAnsi="Arial Narrow"/>
-          <w:sz w:val="21"/>
-          <w:szCs w:val="21"/>
-          <w:lang w:val="en"/>
+          <w:i/>
+          <w:iCs/>
+          <w:sz w:val="21"/>
+          <w:szCs w:val="21"/>
+        </w:rPr>
+      </w:pPr>
+      <w:r>
+        <w:rPr>
+          <w:rFonts w:ascii="Arial Narrow" w:hAnsi="Arial Narrow"/>
+          <w:b/>
+          <w:bCs/>
+          <w:sz w:val="21"/>
+          <w:szCs w:val="21"/>
+        </w:rPr>
+        <w:t>Tertiary</w:t>
+      </w:r>
+      <w:r>
+        <w:rPr>
+          <w:rFonts w:ascii="Arial Narrow" w:hAnsi="Arial Narrow"/>
+          <w:b/>
+          <w:bCs/>
+          <w:sz w:val="21"/>
+          <w:szCs w:val="21"/>
+        </w:rPr>
+        <w:br/>
+      </w:r>
+      <w:r>
+        <w:rPr>
+          <w:rFonts w:ascii="Arial Narrow" w:hAnsi="Arial Narrow"/>
+          <w:sz w:val="21"/>
+          <w:szCs w:val="21"/>
+        </w:rPr>
+        <w:t>Bachelor of Science in Information Technology</w:t>
+      </w:r>
+      <w:r>
+        <w:rPr>
+          <w:rFonts w:ascii="Arial Narrow" w:hAnsi="Arial Narrow"/>
+          <w:b/>
+          <w:bCs/>
+          <w:sz w:val="21"/>
+          <w:szCs w:val="21"/>
+        </w:rPr>
+        <w:t xml:space="preserve"> </w:t>
+      </w:r>
+      <w:r>
+        <w:rPr>
+          <w:rFonts w:ascii="Arial Narrow" w:hAnsi="Arial Narrow"/>
+          <w:i/>
+          <w:iCs/>
+          <w:sz w:val="21"/>
+          <w:szCs w:val="21"/>
+        </w:rPr>
+        <w:t>(BSIT)</w:t>
+      </w:r>
+    </w:p>
+    <w:p>
+      <w:pPr>
+        <w:spacing w:after="0"/>
+        <w:jc w:val="both"/>
+        <w:rPr>
+          <w:rFonts w:ascii="Arial Narrow" w:hAnsi="Arial Narrow"/>
+          <w:sz w:val="21"/>
+          <w:szCs w:val="21"/>
+        </w:rPr>
+      </w:pPr>
+      <w:r>
+        <w:rPr>
+          <w:rFonts w:ascii="Arial Narrow" w:hAnsi="Arial Narrow"/>
+          <w:sz w:val="21"/>
+          <w:szCs w:val="21"/>
+        </w:rPr>
+        <w:t>Isabela State University – Ilagan Campus</w:t>
+      </w:r>
+    </w:p>
+    <w:p>
+      <w:pPr>
+        <w:spacing w:after="0"/>
+        <w:jc w:val="both"/>
+        <w:rPr>
+          <w:rFonts w:ascii="Arial Narrow" w:hAnsi="Arial Narrow"/>
+          <w:sz w:val="21"/>
+          <w:szCs w:val="21"/>
         </w:rPr>
       </w:pPr>
       <w:proofErr w:type="spellStart"/>
@@ -671,9 +546,8 @@
           <w:rFonts w:ascii="Arial Narrow" w:hAnsi="Arial Narrow"/>
           <w:sz w:val="21"/>
           <w:szCs w:val="21"/>
-          <w:lang w:val="en"/>
-        </w:rPr>
-        <w:t>Guibang</w:t>
+        </w:rPr>
+        <w:t>Calamagui</w:t>
       </w:r>
       <w:proofErr w:type="spellEnd"/>
       <w:r>
@@ -681,112 +555,158 @@
           <w:rFonts w:ascii="Arial Narrow" w:hAnsi="Arial Narrow"/>
           <w:sz w:val="21"/>
           <w:szCs w:val="21"/>
-          <w:lang w:val="en"/>
-        </w:rPr>
-        <w:t xml:space="preserve"> Elementary School </w:t>
-      </w:r>
-    </w:p>
-    <w:p>
-      <w:pPr>
-        <w:spacing w:after="0"/>
-        <w:jc w:val="both"/>
-        <w:rPr>
-          <w:rFonts w:ascii="Arial Narrow" w:hAnsi="Arial Narrow"/>
-          <w:sz w:val="21"/>
-          <w:szCs w:val="21"/>
-          <w:lang w:val="en"/>
-        </w:rPr>
-      </w:pPr>
-      <w:r>
-        <w:rPr>
-          <w:rFonts w:ascii="Arial Narrow" w:hAnsi="Arial Narrow"/>
-          <w:sz w:val="21"/>
-          <w:szCs w:val="21"/>
-          <w:lang w:val="en"/>
-        </w:rPr>
-        <w:t>Elementary Graduate</w:t>
-      </w:r>
-    </w:p>
-    <w:p>
-      <w:pPr>
-        <w:spacing w:after="0"/>
-        <w:jc w:val="both"/>
-        <w:rPr>
-          <w:rFonts w:ascii="Arial Narrow" w:hAnsi="Arial Narrow"/>
-          <w:sz w:val="21"/>
-          <w:szCs w:val="21"/>
-          <w:lang w:val="en"/>
-        </w:rPr>
-      </w:pPr>
-      <w:proofErr w:type="spellStart"/>
-      <w:r>
-        <w:rPr>
-          <w:rFonts w:ascii="Arial Narrow" w:hAnsi="Arial Narrow"/>
-          <w:sz w:val="21"/>
-          <w:szCs w:val="21"/>
-          <w:lang w:val="en"/>
-        </w:rPr>
-        <w:t>Guibang</w:t>
-      </w:r>
-      <w:proofErr w:type="spellEnd"/>
-      <w:r>
-        <w:rPr>
-          <w:rFonts w:ascii="Arial Narrow" w:hAnsi="Arial Narrow"/>
-          <w:sz w:val="21"/>
-          <w:szCs w:val="21"/>
-          <w:lang w:val="en"/>
-        </w:rPr>
-        <w:t>, Gamu, Isabela</w:t>
-      </w:r>
-      <w:r>
-        <w:rPr>
-          <w:rFonts w:ascii="Arial Narrow" w:hAnsi="Arial Narrow"/>
-          <w:sz w:val="21"/>
-          <w:szCs w:val="21"/>
-          <w:lang w:val="en"/>
-        </w:rPr>
-        <w:t xml:space="preserve"> 3300</w:t>
-      </w:r>
-    </w:p>
-    <w:p>
-      <w:pPr>
-        <w:spacing w:after="0"/>
-        <w:jc w:val="both"/>
-        <w:rPr>
-          <w:rFonts w:ascii="Arial Narrow" w:hAnsi="Arial Narrow"/>
-          <w:sz w:val="21"/>
-          <w:szCs w:val="21"/>
-          <w:lang w:val="en"/>
-        </w:rPr>
-      </w:pPr>
-      <w:r>
-        <w:rPr>
-          <w:rFonts w:ascii="Arial Narrow" w:hAnsi="Arial Narrow"/>
-          <w:sz w:val="21"/>
-          <w:szCs w:val="21"/>
-          <w:lang w:val="en"/>
-        </w:rPr>
-        <w:t>2009</w:t>
-      </w:r>
-      <w:r>
-        <w:rPr>
-          <w:rFonts w:ascii="Arial Narrow" w:hAnsi="Arial Narrow"/>
-          <w:sz w:val="21"/>
-          <w:szCs w:val="21"/>
-          <w:lang w:val="en"/>
-        </w:rPr>
-        <w:t xml:space="preserve"> – 2015</w:t>
-      </w:r>
-    </w:p>
-    <w:p>
-      <w:pPr>
-        <w:spacing w:after="0"/>
-        <w:jc w:val="both"/>
-        <w:rPr>
-          <w:rFonts w:ascii="Arial Narrow" w:hAnsi="Arial Narrow"/>
-          <w:sz w:val="21"/>
-          <w:szCs w:val="21"/>
-          <w:lang w:val="en"/>
+        </w:rPr>
+        <w:t xml:space="preserve"> 2nd, City of Ilagan, Isabel, Philippines</w:t>
+      </w:r>
+    </w:p>
+    <w:p>
+      <w:pPr>
+        <w:spacing w:after="0"/>
+        <w:jc w:val="both"/>
+        <w:rPr>
+          <w:rFonts w:ascii="Arial Narrow" w:hAnsi="Arial Narrow"/>
+          <w:sz w:val="21"/>
+          <w:szCs w:val="21"/>
+        </w:rPr>
+      </w:pPr>
+      <w:r>
+        <w:rPr>
+          <w:rFonts w:ascii="Arial Narrow" w:hAnsi="Arial Narrow"/>
+          <w:sz w:val="21"/>
+          <w:szCs w:val="21"/>
+        </w:rPr>
+        <w:t>2026 – Ongoing</w:t>
+      </w:r>
+    </w:p>
+    <w:p>
+      <w:pPr>
+        <w:spacing w:after="0"/>
+        <w:jc w:val="both"/>
+        <w:rPr>
+          <w:rFonts w:ascii="Arial Narrow" w:hAnsi="Arial Narrow"/>
+          <w:sz w:val="21"/>
+          <w:szCs w:val="21"/>
+        </w:rPr>
+      </w:pPr>
+    </w:p>
+    <w:p>
+      <w:pPr>
+        <w:spacing w:after="0"/>
+        <w:jc w:val="both"/>
+        <w:rPr>
+          <w:rFonts w:ascii="Arial Narrow" w:hAnsi="Arial Narrow"/>
+          <w:sz w:val="21"/>
+          <w:szCs w:val="21"/>
+        </w:rPr>
+      </w:pPr>
+      <w:r>
+        <w:rPr>
+          <w:rFonts w:ascii="Arial Narrow" w:hAnsi="Arial Narrow"/>
+          <w:b/>
+          <w:bCs/>
+          <w:sz w:val="21"/>
+          <w:szCs w:val="21"/>
+        </w:rPr>
+        <w:t>Senior High School</w:t>
+      </w:r>
+      <w:r>
+        <w:rPr>
+          <w:rFonts w:ascii="Arial Narrow" w:hAnsi="Arial Narrow"/>
+          <w:sz w:val="21"/>
+          <w:szCs w:val="21"/>
+        </w:rPr>
+        <w:t xml:space="preserve"> </w:t>
+      </w:r>
+    </w:p>
+    <w:p>
+      <w:pPr>
+        <w:spacing w:after="0"/>
+        <w:jc w:val="both"/>
+        <w:rPr>
+          <w:rFonts w:ascii="Arial Narrow" w:hAnsi="Arial Narrow"/>
+          <w:sz w:val="21"/>
+          <w:szCs w:val="21"/>
+        </w:rPr>
+      </w:pPr>
+      <w:r>
+        <w:rPr>
+          <w:rFonts w:ascii="Arial Narrow" w:hAnsi="Arial Narrow"/>
+          <w:sz w:val="21"/>
+          <w:szCs w:val="21"/>
+        </w:rPr>
+        <w:t xml:space="preserve">Saint Ferdinand College </w:t>
+      </w:r>
+    </w:p>
+    <w:p>
+      <w:pPr>
+        <w:spacing w:after="0"/>
+        <w:jc w:val="both"/>
+        <w:rPr>
+          <w:rFonts w:ascii="Arial Narrow" w:hAnsi="Arial Narrow"/>
+          <w:sz w:val="21"/>
+          <w:szCs w:val="21"/>
+        </w:rPr>
+      </w:pPr>
+      <w:r>
+        <w:rPr>
+          <w:rFonts w:ascii="Arial Narrow" w:hAnsi="Arial Narrow"/>
+          <w:sz w:val="21"/>
+          <w:szCs w:val="21"/>
+        </w:rPr>
+        <w:t xml:space="preserve">City of Ilagan, Isabela, Philippines </w:t>
+      </w:r>
+    </w:p>
+    <w:p>
+      <w:pPr>
+        <w:spacing w:after="0"/>
+        <w:jc w:val="both"/>
+        <w:rPr>
+          <w:rFonts w:ascii="Arial Narrow" w:hAnsi="Arial Narrow"/>
+          <w:sz w:val="21"/>
+          <w:szCs w:val="21"/>
+        </w:rPr>
+      </w:pPr>
+      <w:r>
+        <w:rPr>
+          <w:rFonts w:ascii="Arial Narrow" w:hAnsi="Arial Narrow"/>
+          <w:sz w:val="21"/>
+          <w:szCs w:val="21"/>
+        </w:rPr>
+        <w:t>June 20</w:t>
+      </w:r>
+      <w:r>
+        <w:rPr>
+          <w:rFonts w:ascii="Arial Narrow" w:hAnsi="Arial Narrow"/>
+          <w:sz w:val="21"/>
+          <w:szCs w:val="21"/>
+        </w:rPr>
+        <w:t>20</w:t>
+      </w:r>
+      <w:r>
+        <w:rPr>
+          <w:rFonts w:ascii="Arial Narrow" w:hAnsi="Arial Narrow"/>
+          <w:sz w:val="21"/>
+          <w:szCs w:val="21"/>
+        </w:rPr>
+        <w:t xml:space="preserve"> – March 202</w:t>
+      </w:r>
+      <w:r>
+        <w:rPr>
+          <w:rFonts w:ascii="Arial Narrow" w:hAnsi="Arial Narrow"/>
+          <w:sz w:val="21"/>
+          <w:szCs w:val="21"/>
+        </w:rPr>
+        <w:t>2</w:t>
+      </w:r>
+    </w:p>
+    <w:p>
+      <w:pPr>
+        <w:spacing w:after="0"/>
+        <w:jc w:val="both"/>
+        <w:rPr>
+          <w:rFonts w:ascii="Arial Narrow" w:hAnsi="Arial Narrow"/>
+          <w:sz w:val="21"/>
+          <w:szCs w:val="21"/>
         </w:rPr>
         <w:sectPr>
           <w:type w:val="continuous"/>
@@ -803,251 +723,6 @@
         <w:jc w:val="both"/>
         <w:rPr>
           <w:rFonts w:ascii="Arial Narrow" w:hAnsi="Arial Narrow"/>
-          <w:sz w:val="21"/>
-          <w:szCs w:val="21"/>
-          <w:lang w:val="en"/>
-        </w:rPr>
-      </w:pPr>
-    </w:p>
-    <w:p>
-      <w:pPr>
-        <w:spacing w:after="0"/>
-        <w:jc w:val="both"/>
-        <w:rPr>
-          <w:rFonts w:ascii="Arial Narrow" w:hAnsi="Arial Narrow"/>
-          <w:b/>
-          <w:bCs/>
-          <w:sz w:val="21"/>
-          <w:szCs w:val="21"/>
-        </w:rPr>
-      </w:pPr>
-      <w:r>
-        <w:rPr>
-          <w:rFonts w:ascii="Arial Narrow" w:hAnsi="Arial Narrow"/>
-          <w:b/>
-          <w:bCs/>
-          <w:sz w:val="21"/>
-          <w:szCs w:val="21"/>
-        </w:rPr>
-        <w:t xml:space="preserve">CERTIFICATES AND ORGANIZATIONS </w:t>
-      </w:r>
-    </w:p>
-    <w:p>
-      <w:pPr>
-        <w:spacing w:after="0"/>
-        <w:jc w:val="both"/>
-        <w:rPr>
-          <w:rFonts w:ascii="Arial Narrow" w:hAnsi="Arial Narrow"/>
-          <w:b/>
-          <w:bCs/>
-          <w:sz w:val="21"/>
-          <w:szCs w:val="21"/>
-        </w:rPr>
-      </w:pPr>
-    </w:p>
-    <w:p>
-      <w:pPr>
-        <w:pStyle w:val="ListParagraph"/>
-        <w:numPr>
-          <w:ilvl w:val="0"/>
-          <w:numId w:val="3"/>
-        </w:numPr>
-        <w:spacing w:after="0"/>
-        <w:jc w:val="both"/>
-        <w:rPr>
-          <w:rFonts w:ascii="Arial Narrow" w:hAnsi="Arial Narrow"/>
-          <w:b/>
-          <w:bCs/>
-          <w:sz w:val="21"/>
-          <w:szCs w:val="21"/>
-        </w:rPr>
-      </w:pPr>
-      <w:r>
-        <w:rPr>
-          <w:rFonts w:ascii="Arial Narrow" w:hAnsi="Arial Narrow"/>
-          <w:b/>
-          <w:bCs/>
-          <w:sz w:val="21"/>
-          <w:szCs w:val="21"/>
-        </w:rPr>
-        <w:t>Information Technology Specialist in Databases</w:t>
-      </w:r>
-    </w:p>
-    <w:p>
-      <w:pPr>
-        <w:pStyle w:val="ListParagraph"/>
-        <w:numPr>
-          <w:ilvl w:val="0"/>
-          <w:numId w:val="3"/>
-        </w:numPr>
-        <w:spacing w:after="0"/>
-        <w:jc w:val="both"/>
-        <w:rPr>
-          <w:rFonts w:ascii="Arial Narrow" w:hAnsi="Arial Narrow"/>
-          <w:sz w:val="21"/>
-          <w:szCs w:val="21"/>
-        </w:rPr>
-      </w:pPr>
-      <w:r>
-        <w:rPr>
-          <w:rFonts w:ascii="Arial Narrow" w:hAnsi="Arial Narrow"/>
-          <w:b/>
-          <w:bCs/>
-          <w:sz w:val="21"/>
-          <w:szCs w:val="21"/>
-        </w:rPr>
-        <w:t xml:space="preserve">Philippine Information Technology of the North </w:t>
-      </w:r>
-      <w:r>
-        <w:rPr>
-          <w:rFonts w:ascii="Arial Narrow" w:hAnsi="Arial Narrow"/>
-          <w:i/>
-          <w:iCs/>
-          <w:sz w:val="21"/>
-          <w:szCs w:val="21"/>
-        </w:rPr>
-        <w:t xml:space="preserve">(PITON) </w:t>
-      </w:r>
-      <w:r>
-        <w:rPr>
-          <w:rFonts w:ascii="Arial Narrow" w:hAnsi="Arial Narrow"/>
-          <w:sz w:val="21"/>
-          <w:szCs w:val="21"/>
-        </w:rPr>
-        <w:t xml:space="preserve">– Member </w:t>
-      </w:r>
-      <w:r>
-        <w:rPr>
-          <w:rFonts w:ascii="Arial Narrow" w:hAnsi="Arial Narrow"/>
-          <w:sz w:val="21"/>
-          <w:szCs w:val="21"/>
-        </w:rPr>
-        <w:t>(SY2023-2025)</w:t>
-      </w:r>
-    </w:p>
-    <w:p>
-      <w:pPr>
-        <w:pStyle w:val="ListParagraph"/>
-        <w:spacing w:after="0"/>
-        <w:jc w:val="both"/>
-        <w:rPr>
-          <w:rFonts w:ascii="Arial Narrow" w:hAnsi="Arial Narrow"/>
-          <w:sz w:val="21"/>
-          <w:szCs w:val="21"/>
-        </w:rPr>
-      </w:pPr>
-    </w:p>
-    <w:p>
-      <w:pPr>
-        <w:jc w:val="both"/>
-        <w:rPr>
-          <w:rFonts w:ascii="Arial Narrow" w:hAnsi="Arial Narrow"/>
-          <w:b/>
-          <w:bCs/>
-          <w:sz w:val="21"/>
-          <w:szCs w:val="21"/>
-        </w:rPr>
-      </w:pPr>
-      <w:r>
-        <w:rPr>
-          <w:rFonts w:ascii="Arial Narrow" w:hAnsi="Arial Narrow"/>
-          <w:b/>
-          <w:bCs/>
-          <w:sz w:val="21"/>
-          <w:szCs w:val="21"/>
-        </w:rPr>
-        <w:t xml:space="preserve">SKILLS </w:t>
-      </w:r>
-    </w:p>
-    <w:p>
-      <w:pPr>
-        <w:numPr>
-          <w:ilvl w:val="0"/>
-          <w:numId w:val="2"/>
-        </w:numPr>
-        <w:jc w:val="both"/>
-        <w:rPr>
-          <w:rFonts w:ascii="Arial Narrow" w:hAnsi="Arial Narrow"/>
-          <w:sz w:val="21"/>
-          <w:szCs w:val="21"/>
-        </w:rPr>
-      </w:pPr>
-      <w:r>
-        <w:rPr>
-          <w:rFonts w:ascii="Arial Narrow" w:hAnsi="Arial Narrow"/>
-          <w:sz w:val="21"/>
-          <w:szCs w:val="21"/>
-        </w:rPr>
-        <w:t>Adaptable, detail-oriented, and Microsoft Office literate, with strong problem-solving abilities, time management skills, and a willingness to learn and grow professionally.</w:t>
-      </w:r>
-    </w:p>
-    <w:p>
-      <w:pPr>
-        <w:numPr>
-          <w:ilvl w:val="0"/>
-          <w:numId w:val="2"/>
-        </w:numPr>
-        <w:jc w:val="both"/>
-        <w:rPr>
-          <w:rFonts w:ascii="Arial Narrow" w:hAnsi="Arial Narrow"/>
-          <w:sz w:val="21"/>
-          <w:szCs w:val="21"/>
-        </w:rPr>
-      </w:pPr>
-      <w:r>
-        <w:rPr>
-          <w:rFonts w:ascii="Arial Narrow" w:hAnsi="Arial Narrow"/>
-          <w:sz w:val="21"/>
-          <w:szCs w:val="21"/>
-        </w:rPr>
-        <w:t>Skilled in computer and smartphone troubleshooting, assembly and disassembly, software installation, reformatting, and system configuration.</w:t>
-      </w:r>
-    </w:p>
-    <w:p>
-      <w:pPr>
-        <w:numPr>
-          <w:ilvl w:val="0"/>
-          <w:numId w:val="2"/>
-        </w:numPr>
-        <w:jc w:val="both"/>
-        <w:rPr>
-          <w:rFonts w:ascii="Arial Narrow" w:hAnsi="Arial Narrow"/>
-          <w:sz w:val="21"/>
-          <w:szCs w:val="21"/>
-        </w:rPr>
-      </w:pPr>
-      <w:r>
-        <w:rPr>
-          <w:rFonts w:ascii="Arial Narrow" w:hAnsi="Arial Narrow"/>
-          <w:sz w:val="21"/>
-          <w:szCs w:val="21"/>
-        </w:rPr>
-        <w:t>Proficient in programming, web development, database management, and data analysis using</w:t>
-      </w:r>
-      <w:r>
-        <w:rPr>
-          <w:rFonts w:ascii="Arial Narrow" w:hAnsi="Arial Narrow"/>
-          <w:sz w:val="21"/>
-          <w:szCs w:val="21"/>
-        </w:rPr>
-        <w:br/>
-        <w:t>technologies such as C#, Python, MySQL, HTML, CSS, JavaScript, PHP, and Microsoft</w:t>
-      </w:r>
-      <w:r>
-        <w:rPr>
-          <w:rFonts w:ascii="Arial Narrow" w:hAnsi="Arial Narrow"/>
-          <w:sz w:val="21"/>
-          <w:szCs w:val="21"/>
-        </w:rPr>
-        <w:br/>
-        <w:t>Excel.</w:t>
-      </w:r>
-    </w:p>
-    <w:p>
-      <w:pPr>
-        <w:jc w:val="both"/>
-        <w:rPr>
-          <w:rFonts w:ascii="Arial Narrow" w:hAnsi="Arial Narrow"/>
           <w:b/>
           <w:bCs/>
           <w:sz w:val="21"/>
@@ -1074,46 +749,526 @@
           <w:szCs w:val="21"/>
         </w:rPr>
       </w:pPr>
-    </w:p>
-    <w:p>
-      <w:pPr>
-        <w:spacing w:after="0"/>
-        <w:jc w:val="both"/>
-        <w:rPr>
-          <w:rFonts w:ascii="Arial Narrow" w:hAnsi="Arial Narrow"/>
-          <w:b/>
-          <w:bCs/>
-          <w:sz w:val="21"/>
-          <w:szCs w:val="21"/>
-        </w:rPr>
-      </w:pPr>
-      <w:r>
-        <w:rPr>
-          <w:rFonts w:ascii="Arial Narrow" w:hAnsi="Arial Narrow"/>
-          <w:b/>
-          <w:bCs/>
-          <w:sz w:val="21"/>
-          <w:szCs w:val="21"/>
-        </w:rPr>
-        <w:t>REFERENCES</w:t>
-      </w:r>
-    </w:p>
-    <w:p>
-      <w:pPr>
-        <w:spacing w:after="0"/>
-        <w:jc w:val="both"/>
-        <w:rPr>
-          <w:rFonts w:ascii="Arial Narrow" w:hAnsi="Arial Narrow"/>
-          <w:b/>
-          <w:bCs/>
-          <w:sz w:val="21"/>
-          <w:szCs w:val="21"/>
-        </w:rPr>
-      </w:pPr>
-    </w:p>
-    <w:p>
-      <w:pPr>
-        <w:spacing w:after="0"/>
+      <w:r>
+        <w:rPr>
+          <w:rFonts w:ascii="Arial Narrow" w:hAnsi="Arial Narrow"/>
+          <w:b/>
+          <w:bCs/>
+          <w:sz w:val="21"/>
+          <w:szCs w:val="21"/>
+        </w:rPr>
+        <w:t>Secondary</w:t>
+      </w:r>
+    </w:p>
+    <w:p>
+      <w:pPr>
+        <w:spacing w:after="0"/>
+        <w:jc w:val="both"/>
+        <w:rPr>
+          <w:rFonts w:ascii="Arial Narrow" w:hAnsi="Arial Narrow"/>
+          <w:sz w:val="21"/>
+          <w:szCs w:val="21"/>
+        </w:rPr>
+      </w:pPr>
+      <w:r>
+        <w:rPr>
+          <w:rFonts w:ascii="Arial Narrow" w:hAnsi="Arial Narrow"/>
+          <w:sz w:val="21"/>
+          <w:szCs w:val="21"/>
+        </w:rPr>
+        <w:t>Saint Ferdinand College</w:t>
+      </w:r>
+    </w:p>
+    <w:p>
+      <w:pPr>
+        <w:spacing w:after="0"/>
+        <w:jc w:val="both"/>
+        <w:rPr>
+          <w:rFonts w:ascii="Arial Narrow" w:hAnsi="Arial Narrow"/>
+          <w:sz w:val="21"/>
+          <w:szCs w:val="21"/>
+        </w:rPr>
+      </w:pPr>
+      <w:r>
+        <w:rPr>
+          <w:rFonts w:ascii="Arial Narrow" w:hAnsi="Arial Narrow"/>
+          <w:sz w:val="21"/>
+          <w:szCs w:val="21"/>
+        </w:rPr>
+        <w:t xml:space="preserve">Senior Highschool Graduate – STEM </w:t>
+      </w:r>
+    </w:p>
+    <w:p>
+      <w:pPr>
+        <w:spacing w:after="0"/>
+        <w:jc w:val="both"/>
+        <w:rPr>
+          <w:rFonts w:ascii="Arial Narrow" w:hAnsi="Arial Narrow"/>
+          <w:sz w:val="21"/>
+          <w:szCs w:val="21"/>
+        </w:rPr>
+      </w:pPr>
+      <w:r>
+        <w:rPr>
+          <w:rFonts w:ascii="Arial Narrow" w:hAnsi="Arial Narrow"/>
+          <w:sz w:val="21"/>
+          <w:szCs w:val="21"/>
+        </w:rPr>
+        <w:t>Sta. Ana St, Ilagan City, 3300 Isabela</w:t>
+      </w:r>
+    </w:p>
+    <w:p>
+      <w:pPr>
+        <w:spacing w:after="0"/>
+        <w:jc w:val="both"/>
+        <w:rPr>
+          <w:rFonts w:ascii="Arial Narrow" w:hAnsi="Arial Narrow"/>
+          <w:sz w:val="21"/>
+          <w:szCs w:val="21"/>
+        </w:rPr>
+      </w:pPr>
+      <w:r>
+        <w:rPr>
+          <w:rFonts w:ascii="Arial Narrow" w:hAnsi="Arial Narrow"/>
+          <w:sz w:val="21"/>
+          <w:szCs w:val="21"/>
+        </w:rPr>
+        <w:t>2020</w:t>
+      </w:r>
+      <w:r>
+        <w:rPr>
+          <w:rFonts w:ascii="Arial Narrow" w:hAnsi="Arial Narrow"/>
+          <w:sz w:val="21"/>
+          <w:szCs w:val="21"/>
+        </w:rPr>
+        <w:t xml:space="preserve"> – 2022</w:t>
+      </w:r>
+    </w:p>
+    <w:p>
+      <w:pPr>
+        <w:spacing w:after="0"/>
+        <w:jc w:val="both"/>
+        <w:rPr>
+          <w:rFonts w:ascii="Arial Narrow" w:hAnsi="Arial Narrow"/>
+          <w:sz w:val="21"/>
+          <w:szCs w:val="21"/>
+        </w:rPr>
+      </w:pPr>
+    </w:p>
+    <w:p>
+      <w:pPr>
+        <w:spacing w:after="0"/>
+        <w:jc w:val="both"/>
+        <w:rPr>
+          <w:rFonts w:ascii="Arial Narrow" w:hAnsi="Arial Narrow"/>
+          <w:sz w:val="21"/>
+          <w:szCs w:val="21"/>
+          <w:lang w:val="en"/>
+        </w:rPr>
+      </w:pPr>
+      <w:r>
+        <w:rPr>
+          <w:rFonts w:ascii="Arial Narrow" w:hAnsi="Arial Narrow"/>
+          <w:b/>
+          <w:bCs/>
+          <w:sz w:val="21"/>
+          <w:szCs w:val="21"/>
+          <w:lang w:val="en"/>
+        </w:rPr>
+        <w:t>Elementary</w:t>
+      </w:r>
+    </w:p>
+    <w:p>
+      <w:pPr>
+        <w:spacing w:after="0"/>
+        <w:jc w:val="both"/>
+        <w:rPr>
+          <w:rFonts w:ascii="Arial Narrow" w:hAnsi="Arial Narrow"/>
+          <w:sz w:val="21"/>
+          <w:szCs w:val="21"/>
+          <w:lang w:val="en"/>
+        </w:rPr>
+      </w:pPr>
+      <w:proofErr w:type="spellStart"/>
+      <w:r>
+        <w:rPr>
+          <w:rFonts w:ascii="Arial Narrow" w:hAnsi="Arial Narrow"/>
+          <w:sz w:val="21"/>
+          <w:szCs w:val="21"/>
+          <w:lang w:val="en"/>
+        </w:rPr>
+        <w:t>Guibang</w:t>
+      </w:r>
+      <w:proofErr w:type="spellEnd"/>
+      <w:r>
+        <w:rPr>
+          <w:rFonts w:ascii="Arial Narrow" w:hAnsi="Arial Narrow"/>
+          <w:sz w:val="21"/>
+          <w:szCs w:val="21"/>
+          <w:lang w:val="en"/>
+        </w:rPr>
+        <w:t xml:space="preserve"> Elementary School </w:t>
+      </w:r>
+    </w:p>
+    <w:p>
+      <w:pPr>
+        <w:spacing w:after="0"/>
+        <w:jc w:val="both"/>
+        <w:rPr>
+          <w:rFonts w:ascii="Arial Narrow" w:hAnsi="Arial Narrow"/>
+          <w:sz w:val="21"/>
+          <w:szCs w:val="21"/>
+          <w:lang w:val="en"/>
+        </w:rPr>
+      </w:pPr>
+      <w:r>
+        <w:rPr>
+          <w:rFonts w:ascii="Arial Narrow" w:hAnsi="Arial Narrow"/>
+          <w:sz w:val="21"/>
+          <w:szCs w:val="21"/>
+          <w:lang w:val="en"/>
+        </w:rPr>
+        <w:t>Elementary Graduate</w:t>
+      </w:r>
+    </w:p>
+    <w:p>
+      <w:pPr>
+        <w:spacing w:after="0"/>
+        <w:jc w:val="both"/>
+        <w:rPr>
+          <w:rFonts w:ascii="Arial Narrow" w:hAnsi="Arial Narrow"/>
+          <w:sz w:val="21"/>
+          <w:szCs w:val="21"/>
+          <w:lang w:val="en"/>
+        </w:rPr>
+      </w:pPr>
+      <w:proofErr w:type="spellStart"/>
+      <w:r>
+        <w:rPr>
+          <w:rFonts w:ascii="Arial Narrow" w:hAnsi="Arial Narrow"/>
+          <w:sz w:val="21"/>
+          <w:szCs w:val="21"/>
+          <w:lang w:val="en"/>
+        </w:rPr>
+        <w:t>Guibang</w:t>
+      </w:r>
+      <w:proofErr w:type="spellEnd"/>
+      <w:r>
+        <w:rPr>
+          <w:rFonts w:ascii="Arial Narrow" w:hAnsi="Arial Narrow"/>
+          <w:sz w:val="21"/>
+          <w:szCs w:val="21"/>
+          <w:lang w:val="en"/>
+        </w:rPr>
+        <w:t>, Gamu, Isabela</w:t>
+      </w:r>
+      <w:r>
+        <w:rPr>
+          <w:rFonts w:ascii="Arial Narrow" w:hAnsi="Arial Narrow"/>
+          <w:sz w:val="21"/>
+          <w:szCs w:val="21"/>
+          <w:lang w:val="en"/>
+        </w:rPr>
+        <w:t xml:space="preserve"> 3300</w:t>
+      </w:r>
+    </w:p>
+    <w:p>
+      <w:pPr>
+        <w:spacing w:after="0"/>
+        <w:jc w:val="both"/>
+        <w:rPr>
+          <w:rFonts w:ascii="Arial Narrow" w:hAnsi="Arial Narrow"/>
+          <w:sz w:val="21"/>
+          <w:szCs w:val="21"/>
+          <w:lang w:val="en"/>
+        </w:rPr>
+      </w:pPr>
+      <w:r>
+        <w:rPr>
+          <w:rFonts w:ascii="Arial Narrow" w:hAnsi="Arial Narrow"/>
+          <w:sz w:val="21"/>
+          <w:szCs w:val="21"/>
+          <w:lang w:val="en"/>
+        </w:rPr>
+        <w:t>2009</w:t>
+      </w:r>
+      <w:r>
+        <w:rPr>
+          <w:rFonts w:ascii="Arial Narrow" w:hAnsi="Arial Narrow"/>
+          <w:sz w:val="21"/>
+          <w:szCs w:val="21"/>
+          <w:lang w:val="en"/>
+        </w:rPr>
+        <w:t xml:space="preserve"> – 2015</w:t>
+      </w:r>
+    </w:p>
+    <w:p>
+      <w:pPr>
+        <w:spacing w:after="0"/>
+        <w:jc w:val="both"/>
+        <w:rPr>
+          <w:rFonts w:ascii="Arial Narrow" w:hAnsi="Arial Narrow"/>
+          <w:sz w:val="21"/>
+          <w:szCs w:val="21"/>
+          <w:lang w:val="en"/>
+        </w:rPr>
+        <w:sectPr>
+          <w:type w:val="continuous"/>
+          <w:pgSz w:w="12240" w:h="20160" w:code="5"/>
+          <w:pgMar w:top="1440" w:right="1440" w:bottom="1440" w:left="1440" w:header="708" w:footer="708" w:gutter="0"/>
+          <w:cols w:num="2" w:space="708"/>
+          <w:docGrid w:linePitch="360"/>
+        </w:sectPr>
+      </w:pPr>
+    </w:p>
+    <w:p>
+      <w:pPr>
+        <w:spacing w:after="0"/>
+        <w:jc w:val="both"/>
+        <w:rPr>
+          <w:rFonts w:ascii="Arial Narrow" w:hAnsi="Arial Narrow"/>
+          <w:sz w:val="21"/>
+          <w:szCs w:val="21"/>
+          <w:lang w:val="en"/>
+        </w:rPr>
+      </w:pPr>
+    </w:p>
+    <w:p>
+      <w:pPr>
+        <w:spacing w:after="0"/>
+        <w:jc w:val="both"/>
+        <w:rPr>
+          <w:rFonts w:ascii="Arial Narrow" w:hAnsi="Arial Narrow"/>
+          <w:b/>
+          <w:bCs/>
+          <w:sz w:val="21"/>
+          <w:szCs w:val="21"/>
+        </w:rPr>
+      </w:pPr>
+      <w:r>
+        <w:rPr>
+          <w:rFonts w:ascii="Arial Narrow" w:hAnsi="Arial Narrow"/>
+          <w:b/>
+          <w:bCs/>
+          <w:sz w:val="21"/>
+          <w:szCs w:val="21"/>
+        </w:rPr>
+        <w:t xml:space="preserve">CERTIFICATES AND ORGANIZATIONS </w:t>
+      </w:r>
+    </w:p>
+    <w:p>
+      <w:pPr>
+        <w:spacing w:after="0"/>
+        <w:jc w:val="both"/>
+        <w:rPr>
+          <w:rFonts w:ascii="Arial Narrow" w:hAnsi="Arial Narrow"/>
+          <w:b/>
+          <w:bCs/>
+          <w:sz w:val="21"/>
+          <w:szCs w:val="21"/>
+        </w:rPr>
+      </w:pPr>
+    </w:p>
+    <w:p>
+      <w:pPr>
+        <w:pStyle w:val="ListParagraph"/>
+        <w:numPr>
+          <w:ilvl w:val="0"/>
+          <w:numId w:val="3"/>
+        </w:numPr>
+        <w:spacing w:after="0"/>
+        <w:jc w:val="both"/>
+        <w:rPr>
+          <w:rFonts w:ascii="Arial Narrow" w:hAnsi="Arial Narrow"/>
+          <w:b/>
+          <w:bCs/>
+          <w:sz w:val="21"/>
+          <w:szCs w:val="21"/>
+        </w:rPr>
+      </w:pPr>
+      <w:r>
+        <w:rPr>
+          <w:rFonts w:ascii="Arial Narrow" w:hAnsi="Arial Narrow"/>
+          <w:b/>
+          <w:bCs/>
+          <w:sz w:val="21"/>
+          <w:szCs w:val="21"/>
+        </w:rPr>
+        <w:t>Information Technology Specialist in Databases</w:t>
+      </w:r>
+    </w:p>
+    <w:p>
+      <w:pPr>
+        <w:pStyle w:val="ListParagraph"/>
+        <w:numPr>
+          <w:ilvl w:val="0"/>
+          <w:numId w:val="3"/>
+        </w:numPr>
+        <w:spacing w:after="0"/>
+        <w:jc w:val="both"/>
+        <w:rPr>
+          <w:rFonts w:ascii="Arial Narrow" w:hAnsi="Arial Narrow"/>
+          <w:sz w:val="21"/>
+          <w:szCs w:val="21"/>
+        </w:rPr>
+      </w:pPr>
+      <w:r>
+        <w:rPr>
+          <w:rFonts w:ascii="Arial Narrow" w:hAnsi="Arial Narrow"/>
+          <w:b/>
+          <w:bCs/>
+          <w:sz w:val="21"/>
+          <w:szCs w:val="21"/>
+        </w:rPr>
+        <w:t xml:space="preserve">Philippine Information Technology of the North </w:t>
+      </w:r>
+      <w:r>
+        <w:rPr>
+          <w:rFonts w:ascii="Arial Narrow" w:hAnsi="Arial Narrow"/>
+          <w:i/>
+          <w:iCs/>
+          <w:sz w:val="21"/>
+          <w:szCs w:val="21"/>
+        </w:rPr>
+        <w:t xml:space="preserve">(PITON) </w:t>
+      </w:r>
+      <w:r>
+        <w:rPr>
+          <w:rFonts w:ascii="Arial Narrow" w:hAnsi="Arial Narrow"/>
+          <w:sz w:val="21"/>
+          <w:szCs w:val="21"/>
+        </w:rPr>
+        <w:t xml:space="preserve">– Member </w:t>
+      </w:r>
+      <w:r>
+        <w:rPr>
+          <w:rFonts w:ascii="Arial Narrow" w:hAnsi="Arial Narrow"/>
+          <w:sz w:val="21"/>
+          <w:szCs w:val="21"/>
+        </w:rPr>
+        <w:t>(SY2023-2025)</w:t>
+      </w:r>
+    </w:p>
+    <w:p>
+      <w:pPr>
+        <w:pStyle w:val="ListParagraph"/>
+        <w:spacing w:after="0"/>
+        <w:jc w:val="both"/>
+        <w:rPr>
+          <w:rFonts w:ascii="Arial Narrow" w:hAnsi="Arial Narrow"/>
+          <w:sz w:val="21"/>
+          <w:szCs w:val="21"/>
+        </w:rPr>
+      </w:pPr>
+    </w:p>
+    <w:p>
+      <w:pPr>
+        <w:jc w:val="both"/>
+        <w:rPr>
+          <w:rFonts w:ascii="Arial Narrow" w:hAnsi="Arial Narrow"/>
+          <w:b/>
+          <w:bCs/>
+          <w:sz w:val="21"/>
+          <w:szCs w:val="21"/>
+        </w:rPr>
+      </w:pPr>
+      <w:r>
+        <w:rPr>
+          <w:rFonts w:ascii="Arial Narrow" w:hAnsi="Arial Narrow"/>
+          <w:b/>
+          <w:bCs/>
+          <w:sz w:val="21"/>
+          <w:szCs w:val="21"/>
+        </w:rPr>
+        <w:t xml:space="preserve">SKILLS </w:t>
+      </w:r>
+    </w:p>
+    <w:p>
+      <w:pPr>
+        <w:numPr>
+          <w:ilvl w:val="0"/>
+          <w:numId w:val="2"/>
+        </w:numPr>
+        <w:jc w:val="both"/>
+        <w:rPr>
+          <w:rFonts w:ascii="Arial Narrow" w:hAnsi="Arial Narrow"/>
+          <w:sz w:val="21"/>
+          <w:szCs w:val="21"/>
+        </w:rPr>
+      </w:pPr>
+      <w:r>
+        <w:rPr>
+          <w:rFonts w:ascii="Arial Narrow" w:hAnsi="Arial Narrow"/>
+          <w:sz w:val="21"/>
+          <w:szCs w:val="21"/>
+        </w:rPr>
+        <w:t>Adaptable, detail-oriented, and Microsoft Office literate, with strong problem-solving abilities, time management skills, and a willingness to learn and grow professionally.</w:t>
+      </w:r>
+    </w:p>
+    <w:p>
+      <w:pPr>
+        <w:numPr>
+          <w:ilvl w:val="0"/>
+          <w:numId w:val="2"/>
+        </w:numPr>
+        <w:jc w:val="both"/>
+        <w:rPr>
+          <w:rFonts w:ascii="Arial Narrow" w:hAnsi="Arial Narrow"/>
+          <w:sz w:val="21"/>
+          <w:szCs w:val="21"/>
+        </w:rPr>
+      </w:pPr>
+      <w:r>
+        <w:rPr>
+          <w:rFonts w:ascii="Arial Narrow" w:hAnsi="Arial Narrow"/>
+          <w:sz w:val="21"/>
+          <w:szCs w:val="21"/>
+        </w:rPr>
+        <w:t>Skilled in computer and smartphone troubleshooting, assembly and disassembly, software installation, reformatting, and system configuration.</w:t>
+      </w:r>
+    </w:p>
+    <w:p>
+      <w:pPr>
+        <w:numPr>
+          <w:ilvl w:val="0"/>
+          <w:numId w:val="2"/>
+        </w:numPr>
+        <w:jc w:val="both"/>
+        <w:rPr>
+          <w:rFonts w:ascii="Arial Narrow" w:hAnsi="Arial Narrow"/>
+          <w:sz w:val="21"/>
+          <w:szCs w:val="21"/>
+        </w:rPr>
+      </w:pPr>
+      <w:r>
+        <w:rPr>
+          <w:rFonts w:ascii="Arial Narrow" w:hAnsi="Arial Narrow"/>
+          <w:sz w:val="21"/>
+          <w:szCs w:val="21"/>
+        </w:rPr>
+        <w:t>Proficient in programming, web development, database management, and data analysis using</w:t>
+      </w:r>
+      <w:r>
+        <w:rPr>
+          <w:rFonts w:ascii="Arial Narrow" w:hAnsi="Arial Narrow"/>
+          <w:sz w:val="21"/>
+          <w:szCs w:val="21"/>
+        </w:rPr>
+        <w:br/>
+        <w:t>technologies such as C#, Python, MySQL, HTML, CSS, JavaScript, PHP, and Microsoft</w:t>
+      </w:r>
+      <w:r>
+        <w:rPr>
+          <w:rFonts w:ascii="Arial Narrow" w:hAnsi="Arial Narrow"/>
+          <w:sz w:val="21"/>
+          <w:szCs w:val="21"/>
+        </w:rPr>
+        <w:br/>
+        <w:t>Excel.</w:t>
+      </w:r>
+    </w:p>
+    <w:p>
+      <w:pPr>
         <w:jc w:val="both"/>
         <w:rPr>
           <w:rFonts w:ascii="Arial Narrow" w:hAnsi="Arial Narrow"/>
@@ -1143,209 +1298,290 @@
           <w:szCs w:val="21"/>
         </w:rPr>
       </w:pPr>
-      <w:r>
-        <w:rPr>
-          <w:rFonts w:ascii="Arial Narrow" w:hAnsi="Arial Narrow"/>
-          <w:b/>
-          <w:bCs/>
-          <w:sz w:val="21"/>
-          <w:szCs w:val="21"/>
-        </w:rPr>
-        <w:t>JAYDWIN T. LABIANO</w:t>
-      </w:r>
-    </w:p>
-    <w:p>
-      <w:pPr>
-        <w:spacing w:after="0"/>
-        <w:jc w:val="both"/>
-        <w:rPr>
-          <w:rFonts w:ascii="Arial Narrow" w:hAnsi="Arial Narrow"/>
-          <w:sz w:val="21"/>
-          <w:szCs w:val="21"/>
-        </w:rPr>
-      </w:pPr>
-      <w:r>
-        <w:rPr>
-          <w:rFonts w:ascii="Arial Narrow" w:hAnsi="Arial Narrow"/>
-          <w:sz w:val="21"/>
-          <w:szCs w:val="21"/>
-        </w:rPr>
-        <w:t>Instructor</w:t>
-      </w:r>
-    </w:p>
-    <w:p>
-      <w:pPr>
-        <w:spacing w:after="0"/>
-        <w:jc w:val="both"/>
-        <w:rPr>
-          <w:rFonts w:ascii="Arial Narrow" w:hAnsi="Arial Narrow"/>
-          <w:sz w:val="21"/>
-          <w:szCs w:val="21"/>
-        </w:rPr>
-      </w:pPr>
-      <w:r>
-        <w:rPr>
-          <w:rFonts w:ascii="Arial Narrow" w:hAnsi="Arial Narrow"/>
-          <w:sz w:val="21"/>
-          <w:szCs w:val="21"/>
-        </w:rPr>
-        <w:t>College of Engineering, Architecture and Technology</w:t>
-      </w:r>
-    </w:p>
-    <w:p>
-      <w:pPr>
-        <w:spacing w:after="0"/>
-        <w:jc w:val="both"/>
-        <w:rPr>
-          <w:rFonts w:ascii="Arial Narrow" w:hAnsi="Arial Narrow"/>
-          <w:sz w:val="21"/>
-          <w:szCs w:val="21"/>
-        </w:rPr>
-      </w:pPr>
-      <w:r>
-        <w:rPr>
-          <w:rFonts w:ascii="Arial Narrow" w:hAnsi="Arial Narrow"/>
-          <w:sz w:val="21"/>
-          <w:szCs w:val="21"/>
-        </w:rPr>
-        <w:t>Isabela State University – City of Ilagan, Isabela</w:t>
-      </w:r>
-    </w:p>
-    <w:p>
-      <w:pPr>
-        <w:spacing w:after="0"/>
-        <w:jc w:val="both"/>
-        <w:rPr>
-          <w:rFonts w:ascii="Arial Narrow" w:hAnsi="Arial Narrow"/>
-          <w:sz w:val="21"/>
-          <w:szCs w:val="21"/>
-        </w:rPr>
-      </w:pPr>
-      <w:r>
-        <w:rPr>
-          <w:rFonts w:ascii="Arial Narrow" w:hAnsi="Arial Narrow"/>
-          <w:sz w:val="21"/>
-          <w:szCs w:val="21"/>
-        </w:rPr>
-        <w:t>09552016529</w:t>
-      </w:r>
-    </w:p>
-    <w:p>
-      <w:pPr>
-        <w:spacing w:after="0"/>
-        <w:jc w:val="both"/>
-        <w:rPr>
-          <w:rFonts w:ascii="Arial Narrow" w:hAnsi="Arial Narrow"/>
-          <w:sz w:val="21"/>
-          <w:szCs w:val="21"/>
-        </w:rPr>
-      </w:pPr>
-    </w:p>
-    <w:p>
-      <w:pPr>
-        <w:spacing w:after="0"/>
-        <w:jc w:val="both"/>
-        <w:rPr>
-          <w:rFonts w:ascii="Arial Narrow" w:hAnsi="Arial Narrow"/>
-          <w:b/>
-          <w:bCs/>
-          <w:sz w:val="21"/>
-          <w:szCs w:val="21"/>
-        </w:rPr>
-      </w:pPr>
-      <w:r>
-        <w:rPr>
-          <w:rFonts w:ascii="Arial Narrow" w:hAnsi="Arial Narrow"/>
-          <w:b/>
-          <w:bCs/>
-          <w:sz w:val="21"/>
-          <w:szCs w:val="21"/>
-        </w:rPr>
-        <w:t>ROMAN ALEX F. LUSTRO, DIT</w:t>
-      </w:r>
-    </w:p>
-    <w:p>
-      <w:pPr>
-        <w:spacing w:after="0"/>
-        <w:jc w:val="both"/>
-        <w:rPr>
-          <w:rFonts w:ascii="Arial Narrow" w:hAnsi="Arial Narrow"/>
-          <w:sz w:val="21"/>
-          <w:szCs w:val="21"/>
-        </w:rPr>
-      </w:pPr>
-      <w:r>
-        <w:rPr>
-          <w:rFonts w:ascii="Arial Narrow" w:hAnsi="Arial Narrow"/>
-          <w:sz w:val="21"/>
-          <w:szCs w:val="21"/>
-        </w:rPr>
-        <w:t>Associate Professor</w:t>
-      </w:r>
-    </w:p>
-    <w:p>
-      <w:pPr>
-        <w:spacing w:after="0"/>
-        <w:jc w:val="both"/>
-        <w:rPr>
-          <w:rFonts w:ascii="Arial Narrow" w:hAnsi="Arial Narrow"/>
-          <w:sz w:val="21"/>
-          <w:szCs w:val="21"/>
-        </w:rPr>
-      </w:pPr>
-      <w:r>
-        <w:rPr>
-          <w:rFonts w:ascii="Arial Narrow" w:hAnsi="Arial Narrow"/>
-          <w:sz w:val="21"/>
-          <w:szCs w:val="21"/>
-        </w:rPr>
-        <w:t xml:space="preserve">Information and Communication Technology </w:t>
-      </w:r>
-      <w:r>
-        <w:rPr>
-          <w:rFonts w:ascii="Arial Narrow" w:hAnsi="Arial Narrow"/>
+    </w:p>
+    <w:p>
+      <w:pPr>
+        <w:spacing w:after="0"/>
+        <w:jc w:val="both"/>
+        <w:rPr>
+          <w:rFonts w:ascii="Arial Narrow" w:hAnsi="Arial Narrow"/>
+          <w:b/>
+          <w:bCs/>
+          <w:sz w:val="21"/>
+          <w:szCs w:val="21"/>
+        </w:rPr>
+      </w:pPr>
+      <w:r>
+        <w:rPr>
+          <w:rFonts w:ascii="Arial Narrow" w:hAnsi="Arial Narrow"/>
+          <w:b/>
+          <w:bCs/>
+          <w:sz w:val="21"/>
+          <w:szCs w:val="21"/>
+        </w:rPr>
+        <w:t>ORGANIZATIO</w:t>
+      </w:r>
+      <w:r>
+        <w:rPr>
+          <w:rFonts w:ascii="Arial Narrow" w:hAnsi="Arial Narrow"/>
+          <w:b/>
+          <w:bCs/>
+          <w:sz w:val="21"/>
+          <w:szCs w:val="21"/>
+        </w:rPr>
+        <w:t>N</w:t>
+      </w:r>
+      <w:r>
+        <w:rPr>
+          <w:rFonts w:ascii="Arial Narrow" w:hAnsi="Arial Narrow"/>
+          <w:b/>
+          <w:bCs/>
           <w:sz w:val="21"/>
           <w:szCs w:val="21"/>
         </w:rPr>
         <w:t xml:space="preserve"> </w:t>
       </w:r>
-    </w:p>
-    <w:p>
-      <w:pPr>
-        <w:spacing w:after="0"/>
-        <w:jc w:val="both"/>
-        <w:rPr>
-          <w:rFonts w:ascii="Arial Narrow" w:hAnsi="Arial Narrow"/>
-          <w:sz w:val="21"/>
-          <w:szCs w:val="21"/>
-        </w:rPr>
-      </w:pPr>
-      <w:r>
-        <w:rPr>
-          <w:rFonts w:ascii="Arial Narrow" w:hAnsi="Arial Narrow"/>
-          <w:sz w:val="21"/>
-          <w:szCs w:val="21"/>
-        </w:rPr>
-        <w:t>Isabela State University – Ilagan Campus</w:t>
-      </w:r>
-    </w:p>
-    <w:p>
-      <w:pPr>
-        <w:spacing w:after="0"/>
-        <w:jc w:val="both"/>
-        <w:rPr>
-          <w:rFonts w:ascii="Arial Narrow" w:hAnsi="Arial Narrow"/>
-          <w:sz w:val="21"/>
-          <w:szCs w:val="21"/>
-        </w:rPr>
-      </w:pPr>
-      <w:r>
-        <w:rPr>
-          <w:rFonts w:ascii="Arial Narrow" w:hAnsi="Arial Narrow"/>
-          <w:sz w:val="21"/>
-          <w:szCs w:val="21"/>
-        </w:rPr>
-        <w:t>City of Ilagan, Isabela</w:t>
+      <w:r>
+        <w:rPr>
+          <w:rFonts w:ascii="Arial Narrow" w:hAnsi="Arial Narrow"/>
+          <w:b/>
+          <w:bCs/>
+          <w:sz w:val="21"/>
+          <w:szCs w:val="21"/>
+        </w:rPr>
+        <w:t>REFERENCES</w:t>
+      </w:r>
+      <w:r>
+        <w:rPr>
+          <w:rFonts w:ascii="Arial Narrow" w:hAnsi="Arial Narrow"/>
+          <w:b/>
+          <w:bCs/>
+          <w:sz w:val="21"/>
+          <w:szCs w:val="21"/>
+        </w:rPr>
+        <w:t>/ CHARACTER REFERENCE</w:t>
+      </w:r>
+    </w:p>
+    <w:p>
+      <w:pPr>
+        <w:spacing w:after="0"/>
+        <w:jc w:val="both"/>
+        <w:rPr>
+          <w:rFonts w:ascii="Arial Narrow" w:hAnsi="Arial Narrow"/>
+          <w:b/>
+          <w:bCs/>
+          <w:sz w:val="21"/>
+          <w:szCs w:val="21"/>
+        </w:rPr>
+        <w:sectPr>
+          <w:type w:val="continuous"/>
+          <w:pgSz w:w="12240" w:h="20160" w:code="5"/>
+          <w:pgMar w:top="1440" w:right="1440" w:bottom="1440" w:left="1440" w:header="708" w:footer="708" w:gutter="0"/>
+          <w:cols w:space="708"/>
+          <w:docGrid w:linePitch="360"/>
+        </w:sectPr>
+      </w:pPr>
+      <w:r>
+        <w:rPr>
+          <w:rFonts w:ascii="Arial Narrow" w:hAnsi="Arial Narrow"/>
+          <w:b/>
+          <w:bCs/>
+          <w:sz w:val="21"/>
+          <w:szCs w:val="21"/>
+        </w:rPr>
+        <w:br/>
+      </w:r>
+    </w:p>
+    <w:p>
+      <w:pPr>
+        <w:spacing w:after="0"/>
+        <w:jc w:val="both"/>
+        <w:rPr>
+          <w:rFonts w:ascii="Arial Narrow" w:hAnsi="Arial Narrow"/>
+          <w:b/>
+          <w:bCs/>
+          <w:sz w:val="21"/>
+          <w:szCs w:val="21"/>
+        </w:rPr>
+      </w:pPr>
+      <w:r>
+        <w:rPr>
+          <w:rFonts w:ascii="Arial Narrow" w:hAnsi="Arial Narrow"/>
+          <w:b/>
+          <w:bCs/>
+          <w:sz w:val="21"/>
+          <w:szCs w:val="21"/>
+        </w:rPr>
+        <w:t>MICHAEL G. PROVO</w:t>
+      </w:r>
+    </w:p>
+    <w:p>
+      <w:pPr>
+        <w:spacing w:after="0"/>
+        <w:jc w:val="both"/>
+        <w:rPr>
+          <w:rFonts w:ascii="Arial Narrow" w:hAnsi="Arial Narrow"/>
+          <w:sz w:val="21"/>
+          <w:szCs w:val="21"/>
+        </w:rPr>
+      </w:pPr>
+      <w:proofErr w:type="spellStart"/>
+      <w:r>
+        <w:rPr>
+          <w:rFonts w:ascii="Arial Narrow" w:hAnsi="Arial Narrow"/>
+          <w:sz w:val="21"/>
+          <w:szCs w:val="21"/>
+        </w:rPr>
+        <w:t>Alibagu</w:t>
+      </w:r>
+      <w:proofErr w:type="spellEnd"/>
+      <w:r>
+        <w:rPr>
+          <w:rFonts w:ascii="Arial Narrow" w:hAnsi="Arial Narrow"/>
+          <w:sz w:val="21"/>
+          <w:szCs w:val="21"/>
+        </w:rPr>
+        <w:t>, City of Ilagan, Isabela, Philippines, 3300</w:t>
+      </w:r>
+    </w:p>
+    <w:p>
+      <w:pPr>
+        <w:spacing w:after="0"/>
+        <w:jc w:val="both"/>
+        <w:rPr>
+          <w:rFonts w:ascii="Arial Narrow" w:hAnsi="Arial Narrow"/>
+          <w:sz w:val="21"/>
+          <w:szCs w:val="21"/>
+        </w:rPr>
+      </w:pPr>
+      <w:r>
+        <w:rPr>
+          <w:rFonts w:ascii="Arial Narrow" w:hAnsi="Arial Narrow"/>
+          <w:sz w:val="21"/>
+          <w:szCs w:val="21"/>
+        </w:rPr>
+        <w:t>Mobile No. 09463319048</w:t>
+      </w:r>
+    </w:p>
+    <w:p>
+      <w:pPr>
+        <w:spacing w:after="0"/>
+        <w:jc w:val="both"/>
+        <w:rPr>
+          <w:rFonts w:ascii="Arial Narrow" w:hAnsi="Arial Narrow"/>
+          <w:sz w:val="21"/>
+          <w:szCs w:val="21"/>
+        </w:rPr>
+      </w:pPr>
+      <w:r>
+        <w:rPr>
+          <w:rFonts w:ascii="Arial Narrow" w:hAnsi="Arial Narrow"/>
+          <w:sz w:val="21"/>
+          <w:szCs w:val="21"/>
+        </w:rPr>
+        <w:t xml:space="preserve">Email Address: </w:t>
+      </w:r>
+      <w:hyperlink r:id="rId7" w:history="1">
+        <w:r>
+          <w:rPr>
+            <w:rStyle w:val="Hyperlink"/>
+            <w:rFonts w:ascii="Arial Narrow" w:hAnsi="Arial Narrow"/>
+            <w:sz w:val="21"/>
+            <w:szCs w:val="21"/>
+          </w:rPr>
+          <w:t>michaelprovo398@gmail.com</w:t>
+        </w:r>
+      </w:hyperlink>
+    </w:p>
+    <w:p>
+      <w:pPr>
+        <w:spacing w:after="0"/>
+        <w:jc w:val="both"/>
+        <w:rPr>
+          <w:rFonts w:ascii="Arial Narrow" w:hAnsi="Arial Narrow"/>
+          <w:sz w:val="21"/>
+          <w:szCs w:val="21"/>
+        </w:rPr>
+      </w:pPr>
+    </w:p>
+    <w:p>
+      <w:pPr>
+        <w:spacing w:after="0"/>
+        <w:jc w:val="both"/>
+        <w:rPr>
+          <w:rFonts w:ascii="Arial Narrow" w:hAnsi="Arial Narrow"/>
+          <w:b/>
+          <w:bCs/>
+          <w:sz w:val="21"/>
+          <w:szCs w:val="21"/>
+        </w:rPr>
+      </w:pPr>
+      <w:r>
+        <w:rPr>
+          <w:rFonts w:ascii="Arial Narrow" w:hAnsi="Arial Narrow"/>
+          <w:b/>
+          <w:bCs/>
+          <w:sz w:val="21"/>
+          <w:szCs w:val="21"/>
+        </w:rPr>
+        <w:t>ORFEL BEJARIN</w:t>
+      </w:r>
+    </w:p>
+    <w:p>
+      <w:pPr>
+        <w:spacing w:after="0"/>
+        <w:jc w:val="both"/>
+        <w:rPr>
+          <w:rFonts w:ascii="Arial Narrow" w:hAnsi="Arial Narrow"/>
+          <w:sz w:val="21"/>
+          <w:szCs w:val="21"/>
+        </w:rPr>
+      </w:pPr>
+      <w:r>
+        <w:rPr>
+          <w:rFonts w:ascii="Arial Narrow" w:hAnsi="Arial Narrow"/>
+          <w:sz w:val="21"/>
+          <w:szCs w:val="21"/>
+        </w:rPr>
+        <w:t>Program Chair, BSIT</w:t>
+      </w:r>
+    </w:p>
+    <w:p>
+      <w:pPr>
+        <w:spacing w:after="0"/>
+        <w:jc w:val="both"/>
+        <w:rPr>
+          <w:rFonts w:ascii="Arial Narrow" w:hAnsi="Arial Narrow"/>
+          <w:sz w:val="21"/>
+          <w:szCs w:val="21"/>
+        </w:rPr>
+      </w:pPr>
+      <w:r>
+        <w:rPr>
+          <w:rFonts w:ascii="Arial Narrow" w:hAnsi="Arial Narrow"/>
+          <w:sz w:val="21"/>
+          <w:szCs w:val="21"/>
+        </w:rPr>
+        <w:t>Isabela State University</w:t>
+      </w:r>
+    </w:p>
+    <w:p>
+      <w:pPr>
+        <w:spacing w:after="0"/>
+        <w:jc w:val="both"/>
+        <w:rPr>
+          <w:rFonts w:ascii="Arial Narrow" w:hAnsi="Arial Narrow"/>
+          <w:sz w:val="21"/>
+          <w:szCs w:val="21"/>
+        </w:rPr>
+      </w:pPr>
+      <w:r>
+        <w:rPr>
+          <w:rFonts w:ascii="Arial Narrow" w:hAnsi="Arial Narrow"/>
+          <w:sz w:val="21"/>
+          <w:szCs w:val="21"/>
+        </w:rPr>
+        <w:t>City of Ilagan, Isabella, 3300</w:t>
       </w:r>
     </w:p>
     <w:p>
@@ -1371,7 +1607,118 @@
           <w:sz w:val="21"/>
           <w:szCs w:val="21"/>
         </w:rPr>
-        <w:t>09354000214</w:t>
+        <w:t>09956467359</w:t>
+      </w:r>
+    </w:p>
+    <w:p>
+      <w:pPr>
+        <w:spacing w:after="0"/>
+        <w:jc w:val="both"/>
+        <w:rPr>
+          <w:rFonts w:ascii="Arial Narrow" w:hAnsi="Arial Narrow"/>
+          <w:sz w:val="21"/>
+          <w:szCs w:val="21"/>
+        </w:rPr>
+      </w:pPr>
+    </w:p>
+    <w:p>
+      <w:pPr>
+        <w:spacing w:after="0"/>
+        <w:jc w:val="both"/>
+        <w:rPr>
+          <w:rFonts w:ascii="Arial Narrow" w:hAnsi="Arial Narrow"/>
+          <w:b/>
+          <w:bCs/>
+          <w:sz w:val="21"/>
+          <w:szCs w:val="21"/>
+        </w:rPr>
+        <w:sectPr>
+          <w:type w:val="continuous"/>
+          <w:pgSz w:w="12240" w:h="20160" w:code="5"/>
+          <w:pgMar w:top="1440" w:right="1440" w:bottom="1440" w:left="1440" w:header="708" w:footer="708" w:gutter="0"/>
+          <w:cols w:space="708"/>
+          <w:docGrid w:linePitch="360"/>
+        </w:sectPr>
+      </w:pPr>
+    </w:p>
+    <w:p>
+      <w:pPr>
+        <w:spacing w:after="0"/>
+        <w:jc w:val="both"/>
+        <w:rPr>
+          <w:rFonts w:ascii="Arial Narrow" w:hAnsi="Arial Narrow"/>
+          <w:b/>
+          <w:bCs/>
+          <w:sz w:val="21"/>
+          <w:szCs w:val="21"/>
+        </w:rPr>
+      </w:pPr>
+      <w:r>
+        <w:rPr>
+          <w:rFonts w:ascii="Arial Narrow" w:hAnsi="Arial Narrow"/>
+          <w:b/>
+          <w:bCs/>
+          <w:sz w:val="21"/>
+          <w:szCs w:val="21"/>
+        </w:rPr>
+        <w:t>JAYDWIN T. LABIANO</w:t>
+      </w:r>
+    </w:p>
+    <w:p>
+      <w:pPr>
+        <w:spacing w:after="0"/>
+        <w:jc w:val="both"/>
+        <w:rPr>
+          <w:rFonts w:ascii="Arial Narrow" w:hAnsi="Arial Narrow"/>
+          <w:sz w:val="21"/>
+          <w:szCs w:val="21"/>
+        </w:rPr>
+      </w:pPr>
+      <w:r>
+        <w:rPr>
+          <w:rFonts w:ascii="Arial Narrow" w:hAnsi="Arial Narrow"/>
+          <w:sz w:val="21"/>
+          <w:szCs w:val="21"/>
+        </w:rPr>
+        <w:t>Instructor</w:t>
+      </w:r>
+    </w:p>
+    <w:p>
+      <w:pPr>
+        <w:spacing w:after="0"/>
+        <w:jc w:val="both"/>
+        <w:rPr>
+          <w:rFonts w:ascii="Arial Narrow" w:hAnsi="Arial Narrow"/>
+          <w:sz w:val="21"/>
+          <w:szCs w:val="21"/>
+        </w:rPr>
+      </w:pPr>
+      <w:r>
+        <w:rPr>
+          <w:rFonts w:ascii="Arial Narrow" w:hAnsi="Arial Narrow"/>
+          <w:sz w:val="21"/>
+          <w:szCs w:val="21"/>
+        </w:rPr>
+        <w:t>College of Engineering, Architecture and Technology</w:t>
+      </w:r>
+    </w:p>
+    <w:p>
+      <w:pPr>
+        <w:spacing w:after="0"/>
+        <w:jc w:val="both"/>
+        <w:rPr>
+          <w:rFonts w:ascii="Arial Narrow" w:hAnsi="Arial Narrow"/>
+          <w:sz w:val="21"/>
+          <w:szCs w:val="21"/>
+        </w:rPr>
+      </w:pPr>
+      <w:r>
+        <w:rPr>
+          <w:rFonts w:ascii="Arial Narrow" w:hAnsi="Arial Narrow"/>
+          <w:sz w:val="21"/>
+          <w:szCs w:val="21"/>
+        </w:rPr>
+        <w:t>Isabela State University – City of Ilagan, Isabela</w:t>
       </w:r>
     </w:p>
     <w:p>
@@ -1394,13 +1741,13 @@
           <w:szCs w:val="21"/>
         </w:rPr>
         <w:drawing>
-          <wp:anchor distT="0" distB="0" distL="114300" distR="114300" simplePos="0" relativeHeight="251660288" behindDoc="0" locked="0" layoutInCell="1" allowOverlap="1" wp14:anchorId="57ADF9FC" wp14:editId="6282239A">
+          <wp:anchor distT="0" distB="0" distL="114300" distR="114300" simplePos="0" relativeHeight="251660288" behindDoc="0" locked="0" layoutInCell="1" allowOverlap="1" wp14:anchorId="57ADF9FC" wp14:editId="6FCFC378">
             <wp:simplePos x="0" y="0"/>
-            <wp:positionH relativeFrom="column">
-              <wp:posOffset>-723900</wp:posOffset>
+            <wp:positionH relativeFrom="page">
+              <wp:align>left</wp:align>
             </wp:positionH>
             <wp:positionV relativeFrom="paragraph">
-              <wp:posOffset>131857</wp:posOffset>
+              <wp:posOffset>220443</wp:posOffset>
             </wp:positionV>
             <wp:extent cx="2600696" cy="1876983"/>
             <wp:effectExtent l="0" t="0" r="0" b="0"/>
@@ -1419,7 +1766,7 @@
                     </pic:cNvPicPr>
                   </pic:nvPicPr>
                   <pic:blipFill>
-                    <a:blip r:embed="rId6" cstate="print">
+                    <a:blip r:embed="rId8" cstate="print">
                       <a:extLst>
                         <a:ext uri="{28A0092B-C50C-407E-A947-70E740481C1C}">
                           <a14:useLocalDpi xmlns:a14="http://schemas.microsoft.com/office/drawing/2010/main" val="0"/>
@@ -1456,6 +1803,169 @@
           </wp:anchor>
         </w:drawing>
       </w:r>
+      <w:r>
+        <w:rPr>
+          <w:rFonts w:ascii="Arial Narrow" w:hAnsi="Arial Narrow"/>
+          <w:sz w:val="21"/>
+          <w:szCs w:val="21"/>
+        </w:rPr>
+        <w:t>09552016529</w:t>
+      </w:r>
+    </w:p>
+    <w:p>
+      <w:pPr>
+        <w:spacing w:after="0"/>
+        <w:jc w:val="both"/>
+        <w:rPr>
+          <w:rFonts w:ascii="Arial Narrow" w:hAnsi="Arial Narrow"/>
+          <w:sz w:val="21"/>
+          <w:szCs w:val="21"/>
+        </w:rPr>
+      </w:pPr>
+    </w:p>
+    <w:p>
+      <w:pPr>
+        <w:spacing w:after="0"/>
+        <w:jc w:val="both"/>
+        <w:rPr>
+          <w:rFonts w:ascii="Arial Narrow" w:hAnsi="Arial Narrow"/>
+          <w:b/>
+          <w:bCs/>
+          <w:sz w:val="21"/>
+          <w:szCs w:val="21"/>
+        </w:rPr>
+      </w:pPr>
+      <w:r>
+        <w:rPr>
+          <w:rFonts w:ascii="Arial Narrow" w:hAnsi="Arial Narrow"/>
+          <w:b/>
+          <w:bCs/>
+          <w:sz w:val="21"/>
+          <w:szCs w:val="21"/>
+        </w:rPr>
+        <w:t>ROMAN ALEX F. LUSTRO, DIT</w:t>
+      </w:r>
+    </w:p>
+    <w:p>
+      <w:pPr>
+        <w:spacing w:after="0"/>
+        <w:jc w:val="both"/>
+        <w:rPr>
+          <w:rFonts w:ascii="Arial Narrow" w:hAnsi="Arial Narrow"/>
+          <w:sz w:val="21"/>
+          <w:szCs w:val="21"/>
+        </w:rPr>
+      </w:pPr>
+      <w:r>
+        <w:rPr>
+          <w:rFonts w:ascii="Arial Narrow" w:hAnsi="Arial Narrow"/>
+          <w:sz w:val="21"/>
+          <w:szCs w:val="21"/>
+        </w:rPr>
+        <w:t>Associate Professor</w:t>
+      </w:r>
+    </w:p>
+    <w:p>
+      <w:pPr>
+        <w:spacing w:after="0"/>
+        <w:jc w:val="both"/>
+        <w:rPr>
+          <w:rFonts w:ascii="Arial Narrow" w:hAnsi="Arial Narrow"/>
+          <w:sz w:val="21"/>
+          <w:szCs w:val="21"/>
+        </w:rPr>
+      </w:pPr>
+      <w:r>
+        <w:rPr>
+          <w:rFonts w:ascii="Arial Narrow" w:hAnsi="Arial Narrow"/>
+          <w:sz w:val="21"/>
+          <w:szCs w:val="21"/>
+        </w:rPr>
+        <w:t xml:space="preserve">Information and Communication Technology </w:t>
+      </w:r>
+      <w:r>
+        <w:rPr>
+          <w:rFonts w:ascii="Arial Narrow" w:hAnsi="Arial Narrow"/>
+          <w:sz w:val="21"/>
+          <w:szCs w:val="21"/>
+        </w:rPr>
+        <w:t xml:space="preserve"> </w:t>
+      </w:r>
+    </w:p>
+    <w:p>
+      <w:pPr>
+        <w:spacing w:after="0"/>
+        <w:jc w:val="both"/>
+        <w:rPr>
+          <w:rFonts w:ascii="Arial Narrow" w:hAnsi="Arial Narrow"/>
+          <w:sz w:val="21"/>
+          <w:szCs w:val="21"/>
+        </w:rPr>
+      </w:pPr>
+      <w:r>
+        <w:rPr>
+          <w:rFonts w:ascii="Arial Narrow" w:hAnsi="Arial Narrow"/>
+          <w:sz w:val="21"/>
+          <w:szCs w:val="21"/>
+        </w:rPr>
+        <w:t>Isabela State University – Ilagan Campus</w:t>
+      </w:r>
+    </w:p>
+    <w:p>
+      <w:pPr>
+        <w:spacing w:after="0"/>
+        <w:jc w:val="both"/>
+        <w:rPr>
+          <w:rFonts w:ascii="Arial Narrow" w:hAnsi="Arial Narrow"/>
+          <w:sz w:val="21"/>
+          <w:szCs w:val="21"/>
+        </w:rPr>
+      </w:pPr>
+      <w:r>
+        <w:rPr>
+          <w:rFonts w:ascii="Arial Narrow" w:hAnsi="Arial Narrow"/>
+          <w:sz w:val="21"/>
+          <w:szCs w:val="21"/>
+        </w:rPr>
+        <w:t>City of Ilagan, Isabela</w:t>
+      </w:r>
+    </w:p>
+    <w:p>
+      <w:pPr>
+        <w:spacing w:after="0"/>
+        <w:jc w:val="both"/>
+        <w:rPr>
+          <w:rFonts w:ascii="Arial Narrow" w:hAnsi="Arial Narrow"/>
+          <w:sz w:val="21"/>
+          <w:szCs w:val="21"/>
+        </w:rPr>
+        <w:sectPr>
+          <w:type w:val="continuous"/>
+          <w:pgSz w:w="12240" w:h="20160" w:code="5"/>
+          <w:pgMar w:top="1440" w:right="1440" w:bottom="1440" w:left="1440" w:header="708" w:footer="708" w:gutter="0"/>
+          <w:cols w:num="2" w:space="708"/>
+          <w:docGrid w:linePitch="360"/>
+        </w:sectPr>
+      </w:pPr>
+      <w:r>
+        <w:rPr>
+          <w:rFonts w:ascii="Arial Narrow" w:hAnsi="Arial Narrow"/>
+          <w:sz w:val="21"/>
+          <w:szCs w:val="21"/>
+        </w:rPr>
+        <w:t>09354000214</w:t>
+      </w:r>
+    </w:p>
+    <w:p>
+      <w:pPr>
+        <w:spacing w:after="0"/>
+        <w:jc w:val="both"/>
+        <w:rPr>
+          <w:rFonts w:ascii="Arial Narrow" w:hAnsi="Arial Narrow"/>
+          <w:sz w:val="21"/>
+          <w:szCs w:val="21"/>
+        </w:rPr>
+      </w:pPr>
     </w:p>
     <w:p>
       <w:pPr>
@@ -1502,16 +2012,8 @@
         <w:jc w:val="both"/>
         <w:rPr>
           <w:rFonts w:ascii="Arial Narrow" w:hAnsi="Arial Narrow"/>
-          <w:sz w:val="21"/>
-          <w:szCs w:val="21"/>
-        </w:rPr>
-      </w:pPr>
-    </w:p>
-    <w:p>
-      <w:pPr>
-        <w:jc w:val="both"/>
-        <w:rPr>
-          <w:rFonts w:ascii="Arial Narrow" w:hAnsi="Arial Narrow"/>
+          <w:b/>
+          <w:bCs/>
           <w:sz w:val="21"/>
           <w:szCs w:val="21"/>
         </w:rPr>
@@ -1526,6 +2028,107 @@
         </w:rPr>
         <w:t>Signature of Applicant</w:t>
       </w:r>
+    </w:p>
+    <w:p>
+      <w:pPr>
+        <w:rPr>
+          <w:rFonts w:ascii="Arial Narrow" w:hAnsi="Arial Narrow"/>
+          <w:b/>
+          <w:bCs/>
+          <w:sz w:val="21"/>
+          <w:szCs w:val="21"/>
+        </w:rPr>
+      </w:pPr>
+      <w:r>
+        <w:rPr>
+          <w:rFonts w:ascii="Arial Narrow" w:hAnsi="Arial Narrow"/>
+          <w:b/>
+          <w:bCs/>
+          <w:sz w:val="21"/>
+          <w:szCs w:val="21"/>
+        </w:rPr>
+        <w:lastRenderedPageBreak/>
+        <w:drawing>
+          <wp:anchor distT="0" distB="0" distL="114300" distR="114300" simplePos="0" relativeHeight="251661312" behindDoc="0" locked="0" layoutInCell="1" allowOverlap="1" wp14:anchorId="116AC2B9" wp14:editId="795BA918">
+            <wp:simplePos x="0" y="0"/>
+            <wp:positionH relativeFrom="column">
+              <wp:posOffset>173627</wp:posOffset>
+            </wp:positionH>
+            <wp:positionV relativeFrom="paragraph">
+              <wp:posOffset>370023</wp:posOffset>
+            </wp:positionV>
+            <wp:extent cx="5549900" cy="4303395"/>
+            <wp:effectExtent l="0" t="0" r="0" b="1905"/>
+            <wp:wrapSquare wrapText="bothSides"/>
+            <wp:docPr id="1023185657" name="Picture 1"/>
+            <wp:cNvGraphicFramePr>
+              <a:graphicFrameLocks xmlns:a="http://schemas.openxmlformats.org/drawingml/2006/main" noChangeAspect="1"/>
+            </wp:cNvGraphicFramePr>
+            <a:graphic xmlns:a="http://schemas.openxmlformats.org/drawingml/2006/main">
+              <a:graphicData uri="http://schemas.openxmlformats.org/drawingml/2006/picture">
+                <pic:pic xmlns:pic="http://schemas.openxmlformats.org/drawingml/2006/picture">
+                  <pic:nvPicPr>
+                    <pic:cNvPr id="1023185657" name=""/>
+                    <pic:cNvPicPr/>
+                  </pic:nvPicPr>
+                  <pic:blipFill>
+                    <a:blip r:embed="rId9">
+                      <a:extLst>
+                        <a:ext uri="{28A0092B-C50C-407E-A947-70E740481C1C}">
+                          <a14:useLocalDpi xmlns:a14="http://schemas.microsoft.com/office/drawing/2010/main" val="0"/>
+                        </a:ext>
+                      </a:extLst>
+                    </a:blip>
+                    <a:stretch>
+                      <a:fillRect/>
+                    </a:stretch>
+                  </pic:blipFill>
+                  <pic:spPr>
+                    <a:xfrm>
+                      <a:off x="0" y="0"/>
+                      <a:ext cx="5549900" cy="4303395"/>
+                    </a:xfrm>
+                    <a:prstGeom prst="rect">
+                      <a:avLst/>
+                    </a:prstGeom>
+                  </pic:spPr>
+                </pic:pic>
+              </a:graphicData>
+            </a:graphic>
+          </wp:anchor>
+        </w:drawing>
+      </w:r>
+      <w:r>
+        <w:rPr>
+          <w:rFonts w:ascii="Arial Narrow" w:hAnsi="Arial Narrow"/>
+          <w:b/>
+          <w:bCs/>
+          <w:sz w:val="21"/>
+          <w:szCs w:val="21"/>
+        </w:rPr>
+        <w:t xml:space="preserve">CERTIFICATE: </w:t>
+      </w:r>
+      <w:r>
+        <w:rPr>
+          <w:rFonts w:ascii="Arial Narrow" w:hAnsi="Arial Narrow"/>
+          <w:b/>
+          <w:bCs/>
+          <w:sz w:val="21"/>
+          <w:szCs w:val="21"/>
+        </w:rPr>
+        <w:br/>
+      </w:r>
+    </w:p>
+    <w:p>
+      <w:pPr>
+        <w:rPr>
+          <w:rFonts w:ascii="Arial Narrow" w:hAnsi="Arial Narrow"/>
+          <w:b/>
+          <w:bCs/>
+          <w:sz w:val="21"/>
+          <w:szCs w:val="21"/>
+        </w:rPr>
+      </w:pPr>
     </w:p>
     <w:sectPr>
       <w:type w:val="continuous"/>
@@ -2528,7 +3131,6 @@
   <w:style w:type="character" w:default="1" w:styleId="DefaultParagraphFont">
     <w:name w:val="Default Paragraph Font"/>
     <w:uiPriority w:val="1"/>
-    <w:semiHidden/>
     <w:unhideWhenUsed/>
   </w:style>
   <w:style w:type="table" w:default="1" w:styleId="TableNormal">
@@ -2842,6 +3444,29 @@
       <w:spacing w:val="5"/>
     </w:rPr>
   </w:style>
+  <w:style w:type="character" w:styleId="Hyperlink">
+    <w:name w:val="Hyperlink"/>
+    <w:basedOn w:val="DefaultParagraphFont"/>
+    <w:uiPriority w:val="99"/>
+    <w:unhideWhenUsed/>
+    <w:rsid w:val="006F39E5"/>
+    <w:rPr>
+      <w:color w:val="0563C1" w:themeColor="hyperlink"/>
+      <w:u w:val="single"/>
+    </w:rPr>
+  </w:style>
+  <w:style w:type="character" w:styleId="UnresolvedMention">
+    <w:name w:val="Unresolved Mention"/>
+    <w:basedOn w:val="DefaultParagraphFont"/>
+    <w:uiPriority w:val="99"/>
+    <w:semiHidden/>
+    <w:unhideWhenUsed/>
+    <w:rsid w:val="006F39E5"/>
+    <w:rPr>
+      <w:color w:val="605E5C"/>
+      <w:shd w:val="clear" w:color="auto" w:fill="E1DFDD"/>
+    </w:rPr>
+  </w:style>
 </w:styles>
 </file>
 

--- a/atara_resume.docx
+++ b/atara_resume.docx
@@ -107,43 +107,7 @@
           <w:sz w:val="21"/>
           <w:szCs w:val="21"/>
         </w:rPr>
-        <w:t xml:space="preserve">                                                          </w:t>
-      </w:r>
-      <w:proofErr w:type="gramStart"/>
-      <w:r>
-        <w:rPr>
-          <w:rFonts w:ascii="Arial Narrow" w:hAnsi="Arial Narrow"/>
-          <w:sz w:val="21"/>
-          <w:szCs w:val="21"/>
-        </w:rPr>
-        <w:t>Address :</w:t>
-      </w:r>
-      <w:proofErr w:type="gramEnd"/>
-      <w:r>
-        <w:rPr>
-          <w:rFonts w:ascii="Arial Narrow" w:hAnsi="Arial Narrow"/>
-          <w:sz w:val="21"/>
-          <w:szCs w:val="21"/>
-        </w:rPr>
-        <w:t xml:space="preserve"> </w:t>
-      </w:r>
-      <w:proofErr w:type="spellStart"/>
-      <w:r>
-        <w:rPr>
-          <w:rFonts w:ascii="Arial Narrow" w:hAnsi="Arial Narrow"/>
-          <w:sz w:val="21"/>
-          <w:szCs w:val="21"/>
-        </w:rPr>
-        <w:t>Guibang</w:t>
-      </w:r>
-      <w:proofErr w:type="spellEnd"/>
-      <w:r>
-        <w:rPr>
-          <w:rFonts w:ascii="Arial Narrow" w:hAnsi="Arial Narrow"/>
-          <w:sz w:val="21"/>
-          <w:szCs w:val="21"/>
-        </w:rPr>
-        <w:t>, Gamu, Isabela</w:t>
+        <w:t xml:space="preserve">                                                          Address : Guibang, Gamu, Isabela</w:t>
       </w:r>
       <w:r>
         <w:rPr>
@@ -205,18 +169,8 @@
           <w:sz w:val="21"/>
           <w:szCs w:val="21"/>
         </w:rPr>
-        <w:t xml:space="preserve">                                                          </w:t>
-      </w:r>
-      <w:proofErr w:type="gramStart"/>
-      <w:r>
-        <w:rPr>
-          <w:rFonts w:ascii="Arial Narrow" w:hAnsi="Arial Narrow"/>
-          <w:sz w:val="21"/>
-          <w:szCs w:val="21"/>
-        </w:rPr>
-        <w:t>Email :</w:t>
-      </w:r>
-      <w:proofErr w:type="gramEnd"/>
+        <w:t xml:space="preserve">                                                          Email :</w:t>
+      </w:r>
       <w:r>
         <w:rPr>
           <w:rFonts w:ascii="Arial Narrow" w:hAnsi="Arial Narrow"/>
@@ -286,7 +240,6 @@
         <w:t xml:space="preserve">             Portfolio: </w:t>
       </w:r>
       <w:hyperlink r:id="rId6" w:history="1">
-        <w:proofErr w:type="spellStart"/>
         <w:r>
           <w:rPr>
             <w:rStyle w:val="Hyperlink"/>
@@ -296,7 +249,6 @@
           </w:rPr>
           <w:t>azrielataraportfolio.vercel.app</w:t>
         </w:r>
-        <w:proofErr w:type="spellEnd"/>
       </w:hyperlink>
     </w:p>
     <w:p>
@@ -359,43 +311,7 @@
           <w:sz w:val="21"/>
           <w:szCs w:val="21"/>
         </w:rPr>
-        <w:t xml:space="preserve">A self-motivated individual and contribute </w:t>
-      </w:r>
-      <w:proofErr w:type="spellStart"/>
-      <w:r>
-        <w:rPr>
-          <w:rFonts w:ascii="Arial Narrow" w:hAnsi="Arial Narrow"/>
-          <w:sz w:val="21"/>
-          <w:szCs w:val="21"/>
-        </w:rPr>
-        <w:t>meaninfully</w:t>
-      </w:r>
-      <w:proofErr w:type="spellEnd"/>
-      <w:r>
-        <w:rPr>
-          <w:rFonts w:ascii="Arial Narrow" w:hAnsi="Arial Narrow"/>
-          <w:sz w:val="21"/>
-          <w:szCs w:val="21"/>
-        </w:rPr>
-        <w:t xml:space="preserve"> while enhancing my skills and knowledge. I aim to support the organization’s </w:t>
-      </w:r>
-      <w:proofErr w:type="spellStart"/>
-      <w:r>
-        <w:rPr>
-          <w:rFonts w:ascii="Arial Narrow" w:hAnsi="Arial Narrow"/>
-          <w:sz w:val="21"/>
-          <w:szCs w:val="21"/>
-        </w:rPr>
-        <w:t>sucess</w:t>
-      </w:r>
-      <w:proofErr w:type="spellEnd"/>
-      <w:r>
-        <w:rPr>
-          <w:rFonts w:ascii="Arial Narrow" w:hAnsi="Arial Narrow"/>
-          <w:sz w:val="21"/>
-          <w:szCs w:val="21"/>
-        </w:rPr>
-        <w:t xml:space="preserve"> and foster my personal growth.</w:t>
+        <w:t>A self-motivated individual and contribute meaninfully while enhancing my skills and knowledge. I aim to support the organization’s sucess and foster my personal growth.</w:t>
       </w:r>
     </w:p>
     <w:p>
@@ -540,42 +456,32 @@
           <w:szCs w:val="21"/>
         </w:rPr>
       </w:pPr>
-      <w:proofErr w:type="spellStart"/>
-      <w:r>
-        <w:rPr>
-          <w:rFonts w:ascii="Arial Narrow" w:hAnsi="Arial Narrow"/>
-          <w:sz w:val="21"/>
-          <w:szCs w:val="21"/>
-        </w:rPr>
-        <w:t>Calamagui</w:t>
-      </w:r>
-      <w:proofErr w:type="spellEnd"/>
-      <w:r>
-        <w:rPr>
-          <w:rFonts w:ascii="Arial Narrow" w:hAnsi="Arial Narrow"/>
-          <w:sz w:val="21"/>
-          <w:szCs w:val="21"/>
-        </w:rPr>
-        <w:t xml:space="preserve"> 2nd, City of Ilagan, Isabel, Philippines</w:t>
-      </w:r>
-    </w:p>
-    <w:p>
-      <w:pPr>
-        <w:spacing w:after="0"/>
-        <w:jc w:val="both"/>
-        <w:rPr>
-          <w:rFonts w:ascii="Arial Narrow" w:hAnsi="Arial Narrow"/>
-          <w:sz w:val="21"/>
-          <w:szCs w:val="21"/>
-        </w:rPr>
-      </w:pPr>
-      <w:r>
-        <w:rPr>
-          <w:rFonts w:ascii="Arial Narrow" w:hAnsi="Arial Narrow"/>
-          <w:sz w:val="21"/>
-          <w:szCs w:val="21"/>
-        </w:rPr>
-        <w:t>2026 – Ongoing</w:t>
+      <w:r>
+        <w:rPr>
+          <w:rFonts w:ascii="Arial Narrow" w:hAnsi="Arial Narrow"/>
+          <w:sz w:val="21"/>
+          <w:szCs w:val="21"/>
+        </w:rPr>
+        <w:t>Calamagui 2nd, City of Ilagan, Isabel, Philippines</w:t>
+      </w:r>
+    </w:p>
+    <w:p>
+      <w:pPr>
+        <w:spacing w:after="0"/>
+        <w:jc w:val="both"/>
+        <w:rPr>
+          <w:rFonts w:ascii="Arial Narrow" w:hAnsi="Arial Narrow"/>
+          <w:sz w:val="21"/>
+          <w:szCs w:val="21"/>
+        </w:rPr>
+      </w:pPr>
+      <w:r>
+        <w:rPr>
+          <w:rFonts w:ascii="Arial Narrow" w:hAnsi="Arial Narrow"/>
+          <w:sz w:val="21"/>
+          <w:szCs w:val="21"/>
+        </w:rPr>
+        <w:t>August 2022 – July 2026</w:t>
       </w:r>
     </w:p>
     <w:p>
@@ -889,7 +795,6 @@
           <w:lang w:val="en"/>
         </w:rPr>
       </w:pPr>
-      <w:proofErr w:type="spellStart"/>
       <w:r>
         <w:rPr>
           <w:rFonts w:ascii="Arial Narrow" w:hAnsi="Arial Narrow"/>
@@ -897,70 +802,49 @@
           <w:szCs w:val="21"/>
           <w:lang w:val="en"/>
         </w:rPr>
-        <w:t>Guibang</w:t>
-      </w:r>
-      <w:proofErr w:type="spellEnd"/>
-      <w:r>
+        <w:t xml:space="preserve">Guibang Elementary School </w:t>
+      </w:r>
+    </w:p>
+    <w:p>
+      <w:pPr>
+        <w:spacing w:after="0"/>
+        <w:jc w:val="both"/>
         <w:rPr>
           <w:rFonts w:ascii="Arial Narrow" w:hAnsi="Arial Narrow"/>
           <w:sz w:val="21"/>
           <w:szCs w:val="21"/>
           <w:lang w:val="en"/>
         </w:rPr>
-        <w:t xml:space="preserve"> Elementary School </w:t>
-      </w:r>
-    </w:p>
-    <w:p>
-      <w:pPr>
-        <w:spacing w:after="0"/>
-        <w:jc w:val="both"/>
+      </w:pPr>
+      <w:r>
         <w:rPr>
           <w:rFonts w:ascii="Arial Narrow" w:hAnsi="Arial Narrow"/>
           <w:sz w:val="21"/>
           <w:szCs w:val="21"/>
           <w:lang w:val="en"/>
         </w:rPr>
-      </w:pPr>
-      <w:r>
+        <w:t>Elementary Graduate</w:t>
+      </w:r>
+    </w:p>
+    <w:p>
+      <w:pPr>
+        <w:spacing w:after="0"/>
+        <w:jc w:val="both"/>
         <w:rPr>
           <w:rFonts w:ascii="Arial Narrow" w:hAnsi="Arial Narrow"/>
           <w:sz w:val="21"/>
           <w:szCs w:val="21"/>
           <w:lang w:val="en"/>
         </w:rPr>
-        <w:t>Elementary Graduate</w:t>
-      </w:r>
-    </w:p>
-    <w:p>
-      <w:pPr>
-        <w:spacing w:after="0"/>
-        <w:jc w:val="both"/>
+      </w:pPr>
+      <w:r>
         <w:rPr>
           <w:rFonts w:ascii="Arial Narrow" w:hAnsi="Arial Narrow"/>
           <w:sz w:val="21"/>
           <w:szCs w:val="21"/>
           <w:lang w:val="en"/>
         </w:rPr>
-      </w:pPr>
-      <w:proofErr w:type="spellStart"/>
-      <w:r>
-        <w:rPr>
-          <w:rFonts w:ascii="Arial Narrow" w:hAnsi="Arial Narrow"/>
-          <w:sz w:val="21"/>
-          <w:szCs w:val="21"/>
-          <w:lang w:val="en"/>
-        </w:rPr>
-        <w:t>Guibang</w:t>
-      </w:r>
-      <w:proofErr w:type="spellEnd"/>
-      <w:r>
-        <w:rPr>
-          <w:rFonts w:ascii="Arial Narrow" w:hAnsi="Arial Narrow"/>
-          <w:sz w:val="21"/>
-          <w:szCs w:val="21"/>
-          <w:lang w:val="en"/>
-        </w:rPr>
-        <w:t>, Gamu, Isabela</w:t>
+        <w:t>Guibang, Gamu, Isabela</w:t>
       </w:r>
       <w:r>
         <w:rPr>
@@ -1425,23 +1309,13 @@
           <w:szCs w:val="21"/>
         </w:rPr>
       </w:pPr>
-      <w:proofErr w:type="spellStart"/>
-      <w:r>
-        <w:rPr>
-          <w:rFonts w:ascii="Arial Narrow" w:hAnsi="Arial Narrow"/>
-          <w:sz w:val="21"/>
-          <w:szCs w:val="21"/>
-        </w:rPr>
-        <w:t>Alibagu</w:t>
-      </w:r>
-      <w:proofErr w:type="spellEnd"/>
-      <w:r>
-        <w:rPr>
-          <w:rFonts w:ascii="Arial Narrow" w:hAnsi="Arial Narrow"/>
-          <w:sz w:val="21"/>
-          <w:szCs w:val="21"/>
-        </w:rPr>
-        <w:t>, City of Ilagan, Isabela, Philippines, 3300</w:t>
+      <w:r>
+        <w:rPr>
+          <w:rFonts w:ascii="Arial Narrow" w:hAnsi="Arial Narrow"/>
+          <w:sz w:val="21"/>
+          <w:szCs w:val="21"/>
+        </w:rPr>
+        <w:t>Alibagu, City of Ilagan, Isabela, Philippines, 3300</w:t>
       </w:r>
     </w:p>
     <w:p>
@@ -2044,6 +1918,7 @@
           <w:rFonts w:ascii="Arial Narrow" w:hAnsi="Arial Narrow"/>
           <w:b/>
           <w:bCs/>
+          <w:noProof/>
           <w:sz w:val="21"/>
           <w:szCs w:val="21"/>
         </w:rPr>
@@ -3131,6 +3006,7 @@
   <w:style w:type="character" w:default="1" w:styleId="DefaultParagraphFont">
     <w:name w:val="Default Paragraph Font"/>
     <w:uiPriority w:val="1"/>
+    <w:semiHidden/>
     <w:unhideWhenUsed/>
   </w:style>
   <w:style w:type="table" w:default="1" w:styleId="TableNormal">
